--- a/internal_doc/00.项目管理/01.会议纪要/例会纪要_20140922.docx
+++ b/internal_doc/00.项目管理/01.会议纪要/例会纪要_20140922.docx
@@ -307,14 +307,12 @@
         </w:rPr>
         <w:t>不能停止</w:t>
       </w:r>
-      <w:proofErr w:type="spellStart"/>
       <w:r>
         <w:rPr>
           <w:rFonts w:hint="eastAsia"/>
         </w:rPr>
-        <w:t>coord</w:t>
+        <w:t>data</w:t>
       </w:r>
-      <w:proofErr w:type="spellEnd"/>
       <w:r>
         <w:rPr>
           <w:rFonts w:hint="eastAsia"/>
@@ -651,11 +649,24 @@
             </w:r>
           </w:p>
           <w:p>
+            <w:pPr>
+              <w:rPr>
+                <w:rFonts w:hint="eastAsia"/>
+              </w:rPr>
+            </w:pPr>
             <w:r>
               <w:rPr>
                 <w:rFonts w:hint="eastAsia"/>
               </w:rPr>
               <w:t>安装的小问题需要优先解决</w:t>
+            </w:r>
+          </w:p>
+          <w:p>
+            <w:r>
+              <w:rPr>
+                <w:rFonts w:hint="eastAsia"/>
+              </w:rPr>
+              <w:t>正在整理代码</w:t>
             </w:r>
           </w:p>
         </w:tc>
@@ -755,6 +766,11 @@
             </w:tcBorders>
           </w:tcPr>
           <w:p>
+            <w:pPr>
+              <w:rPr>
+                <w:rFonts w:hint="eastAsia"/>
+              </w:rPr>
+            </w:pPr>
             <w:r>
               <w:rPr>
                 <w:rFonts w:hint="eastAsia"/>
@@ -766,6 +782,14 @@
                 <w:rFonts w:hint="eastAsia"/>
               </w:rPr>
               <w:t>，但是可在物理机上部署，但是不独占物理机。</w:t>
+            </w:r>
+          </w:p>
+          <w:p>
+            <w:r>
+              <w:rPr>
+                <w:rFonts w:hint="eastAsia"/>
+              </w:rPr>
+              <w:t>正在前期准备中</w:t>
             </w:r>
           </w:p>
         </w:tc>
@@ -785,6 +809,46 @@
               </w:rPr>
               <w:t>大数据量性能问题</w:t>
             </w:r>
+            <w:r>
+              <w:rPr>
+                <w:rFonts w:hint="eastAsia"/>
+              </w:rPr>
+              <w:t>(</w:t>
+            </w:r>
+            <w:proofErr w:type="spellStart"/>
+            <w:r>
+              <w:rPr>
+                <w:rFonts w:hint="eastAsia"/>
+              </w:rPr>
+              <w:t>sequoiadb</w:t>
+            </w:r>
+            <w:proofErr w:type="spellEnd"/>
+            <w:r>
+              <w:rPr>
+                <w:rFonts w:hint="eastAsia"/>
+              </w:rPr>
+              <w:t>索引放</w:t>
+            </w:r>
+            <w:proofErr w:type="spellStart"/>
+            <w:r>
+              <w:rPr>
+                <w:rFonts w:hint="eastAsia"/>
+              </w:rPr>
+              <w:t>ssd</w:t>
+            </w:r>
+            <w:proofErr w:type="spellEnd"/>
+            <w:r>
+              <w:rPr>
+                <w:rFonts w:hint="eastAsia"/>
+              </w:rPr>
+              <w:t>盘性能测试</w:t>
+            </w:r>
+            <w:r>
+              <w:rPr>
+                <w:rFonts w:hint="eastAsia"/>
+              </w:rPr>
+              <w:t>)</w:t>
+            </w:r>
           </w:p>
         </w:tc>
         <w:tc>
@@ -840,21 +904,37 @@
               <w:rPr>
                 <w:rFonts w:hint="eastAsia"/>
               </w:rPr>
-              <w:t>需要出报告，关于页大小选择</w:t>
-            </w:r>
-            <w:r>
-              <w:rPr>
-                <w:rFonts w:hint="eastAsia"/>
-              </w:rPr>
-              <w:t>（待出）</w:t>
-            </w:r>
-          </w:p>
-          <w:p>
-            <w:r>
-              <w:rPr>
-                <w:rFonts w:hint="eastAsia"/>
-              </w:rPr>
-              <w:t>与王涛确认文档格式</w:t>
+              <w:t>性能仍需调优</w:t>
+            </w:r>
+            <w:r>
+              <w:rPr>
+                <w:rFonts w:hint="eastAsia"/>
+              </w:rPr>
+              <w:t>,</w:t>
+            </w:r>
+            <w:r>
+              <w:rPr>
+                <w:rFonts w:hint="eastAsia"/>
+              </w:rPr>
+              <w:t>实际与预期效果不符</w:t>
+            </w:r>
+            <w:r>
+              <w:rPr>
+                <w:rFonts w:hint="eastAsia"/>
+              </w:rPr>
+              <w:t>(64k</w:t>
+            </w:r>
+            <w:r>
+              <w:rPr>
+                <w:rFonts w:hint="eastAsia"/>
+              </w:rPr>
+              <w:t>优于</w:t>
+            </w:r>
+            <w:r>
+              <w:rPr>
+                <w:rFonts w:hint="eastAsia"/>
+              </w:rPr>
+              <w:t>4k)</w:t>
             </w:r>
           </w:p>
         </w:tc>
@@ -873,29 +953,35 @@
               <w:rPr>
                 <w:rFonts w:hint="eastAsia"/>
               </w:rPr>
-              <w:t>sequoiadb</w:t>
+              <w:t>mongoDB</w:t>
             </w:r>
             <w:proofErr w:type="spellEnd"/>
             <w:r>
               <w:rPr>
                 <w:rFonts w:hint="eastAsia"/>
               </w:rPr>
-              <w:t>索引放</w:t>
+              <w:t>的查询</w:t>
+            </w:r>
+            <w:r>
+              <w:rPr>
+                <w:rFonts w:hint="eastAsia"/>
+              </w:rPr>
+              <w:t>find</w:t>
+            </w:r>
+            <w:r>
+              <w:rPr>
+                <w:rFonts w:hint="eastAsia"/>
+              </w:rPr>
+              <w:t>与</w:t>
             </w:r>
             <w:proofErr w:type="spellStart"/>
             <w:r>
               <w:rPr>
                 <w:rFonts w:hint="eastAsia"/>
               </w:rPr>
-              <w:t>ssd</w:t>
+              <w:t>findone</w:t>
             </w:r>
             <w:proofErr w:type="spellEnd"/>
-            <w:r>
-              <w:rPr>
-                <w:rFonts w:hint="eastAsia"/>
-              </w:rPr>
-              <w:t>盘性能测试</w:t>
-            </w:r>
           </w:p>
         </w:tc>
         <w:tc>
@@ -969,43 +1055,27 @@
               <w:rPr>
                 <w:rFonts w:hint="eastAsia"/>
               </w:rPr>
-              <w:t>单个分区的索引性能放置于</w:t>
+              <w:t>交互次数比</w:t>
             </w:r>
             <w:proofErr w:type="spellStart"/>
             <w:r>
               <w:rPr>
                 <w:rFonts w:hint="eastAsia"/>
               </w:rPr>
-              <w:t>ssd</w:t>
+              <w:t>sequoiadb</w:t>
             </w:r>
             <w:proofErr w:type="spellEnd"/>
             <w:r>
               <w:rPr>
                 <w:rFonts w:hint="eastAsia"/>
               </w:rPr>
-              <w:t>没有测试。</w:t>
-            </w:r>
-          </w:p>
-          <w:p>
-            <w:r>
-              <w:rPr>
-                <w:rFonts w:hint="eastAsia"/>
-              </w:rPr>
-              <w:t>读的性能瓶颈在普通磁盘上，写的性能瓶颈在</w:t>
-            </w:r>
-            <w:proofErr w:type="spellStart"/>
-            <w:r>
-              <w:rPr>
-                <w:rFonts w:hint="eastAsia"/>
-              </w:rPr>
-              <w:t>ssd</w:t>
-            </w:r>
-            <w:proofErr w:type="spellEnd"/>
-            <w:r>
-              <w:rPr>
-                <w:rFonts w:hint="eastAsia"/>
-              </w:rPr>
-              <w:t>上</w:t>
+              <w:t>少</w:t>
+            </w:r>
+            <w:r>
+              <w:rPr>
+                <w:rFonts w:hint="eastAsia"/>
+              </w:rPr>
+              <w:t>，原因还需要继续跟踪</w:t>
             </w:r>
           </w:p>
         </w:tc>
@@ -1019,40 +1089,11 @@
             </w:tcBorders>
           </w:tcPr>
           <w:p>
-            <w:proofErr w:type="spellStart"/>
-            <w:r>
-              <w:rPr>
-                <w:rFonts w:hint="eastAsia"/>
-              </w:rPr>
-              <w:t>mongoDB</w:t>
-            </w:r>
-            <w:proofErr w:type="spellEnd"/>
-            <w:r>
-              <w:rPr>
-                <w:rFonts w:hint="eastAsia"/>
-              </w:rPr>
-              <w:t>的查询</w:t>
-            </w:r>
-            <w:r>
-              <w:rPr>
-                <w:rFonts w:hint="eastAsia"/>
-              </w:rPr>
-              <w:t>find</w:t>
-            </w:r>
-            <w:r>
-              <w:rPr>
-                <w:rFonts w:hint="eastAsia"/>
-              </w:rPr>
-              <w:t>与</w:t>
-            </w:r>
-            <w:proofErr w:type="spellStart"/>
-            <w:r>
-              <w:rPr>
-                <w:rFonts w:hint="eastAsia"/>
-              </w:rPr>
-              <w:t>findone</w:t>
-            </w:r>
-            <w:proofErr w:type="spellEnd"/>
+            <w:pPr>
+              <w:rPr>
+                <w:color w:val="D9D9D9" w:themeColor="background1" w:themeShade="D9"/>
+              </w:rPr>
+            </w:pPr>
           </w:p>
         </w:tc>
         <w:tc>
@@ -1063,12 +1104,11 @@
             </w:tcBorders>
           </w:tcPr>
           <w:p>
-            <w:r>
-              <w:rPr>
-                <w:rFonts w:hint="eastAsia"/>
-              </w:rPr>
-              <w:t>王文净</w:t>
-            </w:r>
+            <w:pPr>
+              <w:rPr>
+                <w:color w:val="D9D9D9" w:themeColor="background1" w:themeShade="D9"/>
+              </w:rPr>
+            </w:pPr>
           </w:p>
         </w:tc>
         <w:tc>
@@ -1079,30 +1119,11 @@
             </w:tcBorders>
           </w:tcPr>
           <w:p>
-            <w:r>
-              <w:rPr>
-                <w:rFonts w:hint="eastAsia"/>
-              </w:rPr>
-              <w:t>9</w:t>
-            </w:r>
-            <w:r>
-              <w:rPr>
-                <w:rFonts w:hint="eastAsia"/>
-              </w:rPr>
-              <w:t>月</w:t>
-            </w:r>
-            <w:r>
-              <w:rPr>
-                <w:rFonts w:hint="eastAsia"/>
-              </w:rPr>
-              <w:t>9</w:t>
-            </w:r>
-            <w:r>
-              <w:rPr>
-                <w:rFonts w:hint="eastAsia"/>
-              </w:rPr>
-              <w:t>日</w:t>
-            </w:r>
+            <w:pPr>
+              <w:rPr>
+                <w:color w:val="D9D9D9" w:themeColor="background1" w:themeShade="D9"/>
+              </w:rPr>
+            </w:pPr>
           </w:p>
         </w:tc>
         <w:tc>
@@ -1112,7 +1133,13 @@
               <w:bottom w:val="single" w:sz="4" w:space="0" w:color="000000" w:themeColor="text1"/>
             </w:tcBorders>
           </w:tcPr>
-          <w:p/>
+          <w:p>
+            <w:pPr>
+              <w:rPr>
+                <w:color w:val="D9D9D9" w:themeColor="background1" w:themeShade="D9"/>
+              </w:rPr>
+            </w:pPr>
+          </w:p>
         </w:tc>
         <w:tc>
           <w:tcPr>
@@ -1122,32 +1149,11 @@
             </w:tcBorders>
           </w:tcPr>
           <w:p>
-            <w:r>
-              <w:rPr>
-                <w:rFonts w:hint="eastAsia"/>
-              </w:rPr>
-              <w:t>交互次数比</w:t>
-            </w:r>
-            <w:proofErr w:type="spellStart"/>
-            <w:r>
-              <w:rPr>
-                <w:rFonts w:hint="eastAsia"/>
-              </w:rPr>
-              <w:t>sequoiadb</w:t>
-            </w:r>
-            <w:proofErr w:type="spellEnd"/>
-            <w:r>
-              <w:rPr>
-                <w:rFonts w:hint="eastAsia"/>
-              </w:rPr>
-              <w:t>少</w:t>
-            </w:r>
-            <w:r>
-              <w:rPr>
-                <w:rFonts w:hint="eastAsia"/>
-              </w:rPr>
-              <w:t>，原因还需要继续跟踪</w:t>
-            </w:r>
+            <w:pPr>
+              <w:rPr>
+                <w:color w:val="D9D9D9" w:themeColor="background1" w:themeShade="D9"/>
+              </w:rPr>
+            </w:pPr>
           </w:p>
         </w:tc>
       </w:tr>
@@ -1155,92 +1161,84 @@
         <w:tc>
           <w:tcPr>
             <w:tcW w:w="3652" w:type="dxa"/>
-            <w:tcBorders>
-              <w:bottom w:val="single" w:sz="4" w:space="0" w:color="000000" w:themeColor="text1"/>
-            </w:tcBorders>
-          </w:tcPr>
-          <w:p>
-            <w:r>
-              <w:rPr>
-                <w:rFonts w:hint="eastAsia"/>
-              </w:rPr>
-              <w:lastRenderedPageBreak/>
-              <w:t>民生在线升级（组迁移）</w:t>
+          </w:tcPr>
+          <w:p>
+            <w:r>
+              <w:rPr>
+                <w:rFonts w:hint="eastAsia"/>
+              </w:rPr>
+              <w:t>做</w:t>
+            </w:r>
+            <w:proofErr w:type="spellStart"/>
+            <w:r>
+              <w:rPr>
+                <w:rFonts w:hint="eastAsia"/>
+              </w:rPr>
+              <w:t>js</w:t>
+            </w:r>
+            <w:proofErr w:type="spellEnd"/>
+            <w:r>
+              <w:rPr>
+                <w:rFonts w:hint="eastAsia"/>
+              </w:rPr>
+              <w:t>测试用例并发运行</w:t>
             </w:r>
           </w:p>
         </w:tc>
         <w:tc>
           <w:tcPr>
             <w:tcW w:w="992" w:type="dxa"/>
-            <w:tcBorders>
-              <w:bottom w:val="single" w:sz="4" w:space="0" w:color="000000" w:themeColor="text1"/>
-            </w:tcBorders>
-          </w:tcPr>
-          <w:p>
-            <w:r>
-              <w:rPr>
-                <w:rFonts w:hint="eastAsia"/>
-              </w:rPr>
-              <w:t>王文净</w:t>
+          </w:tcPr>
+          <w:p>
+            <w:r>
+              <w:rPr>
+                <w:rFonts w:hint="eastAsia"/>
+              </w:rPr>
+              <w:t>龙阳</w:t>
             </w:r>
           </w:p>
         </w:tc>
         <w:tc>
           <w:tcPr>
             <w:tcW w:w="1044" w:type="dxa"/>
-            <w:tcBorders>
-              <w:bottom w:val="single" w:sz="4" w:space="0" w:color="000000" w:themeColor="text1"/>
-            </w:tcBorders>
-          </w:tcPr>
-          <w:p>
-            <w:r>
-              <w:rPr>
-                <w:rFonts w:hint="eastAsia"/>
-              </w:rPr>
-              <w:t>9</w:t>
-            </w:r>
-            <w:r>
-              <w:rPr>
-                <w:rFonts w:hint="eastAsia"/>
-              </w:rPr>
-              <w:t>月</w:t>
-            </w:r>
-            <w:r>
-              <w:rPr>
-                <w:rFonts w:hint="eastAsia"/>
-              </w:rPr>
-              <w:t>15</w:t>
-            </w:r>
-            <w:r>
-              <w:rPr>
-                <w:rFonts w:hint="eastAsia"/>
-              </w:rPr>
-              <w:t>日</w:t>
+          </w:tcPr>
+          <w:p>
+            <w:r>
+              <w:rPr>
+                <w:rFonts w:hint="eastAsia"/>
+              </w:rPr>
+              <w:t>8-25</w:t>
             </w:r>
           </w:p>
         </w:tc>
         <w:tc>
           <w:tcPr>
             <w:tcW w:w="1016" w:type="dxa"/>
-            <w:tcBorders>
-              <w:bottom w:val="single" w:sz="4" w:space="0" w:color="000000" w:themeColor="text1"/>
-            </w:tcBorders>
           </w:tcPr>
           <w:p/>
         </w:tc>
         <w:tc>
           <w:tcPr>
             <w:tcW w:w="1818" w:type="dxa"/>
-            <w:tcBorders>
-              <w:bottom w:val="single" w:sz="4" w:space="0" w:color="000000" w:themeColor="text1"/>
-            </w:tcBorders>
-          </w:tcPr>
-          <w:p>
-            <w:r>
-              <w:rPr>
-                <w:rFonts w:hint="eastAsia"/>
-              </w:rPr>
-              <w:t>迁移方式有多种，需要确定哪种方式比较合适</w:t>
+          </w:tcPr>
+          <w:p>
+            <w:r>
+              <w:rPr>
+                <w:rFonts w:hint="eastAsia"/>
+              </w:rPr>
+              <w:t>运行部分已完成</w:t>
+            </w:r>
+            <w:r>
+              <w:rPr>
+                <w:rFonts w:hint="eastAsia"/>
+              </w:rPr>
+              <w:t>,</w:t>
+            </w:r>
+            <w:r>
+              <w:rPr>
+                <w:rFonts w:hint="eastAsia"/>
+              </w:rPr>
+              <w:t>需改进部署方式</w:t>
             </w:r>
           </w:p>
         </w:tc>
@@ -1251,26 +1249,11 @@
             <w:tcW w:w="3652" w:type="dxa"/>
           </w:tcPr>
           <w:p>
-            <w:r>
-              <w:rPr>
-                <w:rFonts w:hint="eastAsia"/>
-              </w:rPr>
-              <w:t>做</w:t>
-            </w:r>
-            <w:proofErr w:type="spellStart"/>
-            <w:r>
-              <w:rPr>
-                <w:rFonts w:hint="eastAsia"/>
-              </w:rPr>
-              <w:t>js</w:t>
-            </w:r>
-            <w:proofErr w:type="spellEnd"/>
-            <w:r>
-              <w:rPr>
-                <w:rFonts w:hint="eastAsia"/>
-              </w:rPr>
-              <w:t>测试用例并发运行</w:t>
-            </w:r>
+            <w:pPr>
+              <w:rPr>
+                <w:color w:val="D9D9D9" w:themeColor="background1" w:themeShade="D9"/>
+              </w:rPr>
+            </w:pPr>
           </w:p>
         </w:tc>
         <w:tc>
@@ -1278,12 +1261,11 @@
             <w:tcW w:w="992" w:type="dxa"/>
           </w:tcPr>
           <w:p>
-            <w:r>
-              <w:rPr>
-                <w:rFonts w:hint="eastAsia"/>
-              </w:rPr>
-              <w:t>龙阳</w:t>
-            </w:r>
+            <w:pPr>
+              <w:rPr>
+                <w:color w:val="D9D9D9" w:themeColor="background1" w:themeShade="D9"/>
+              </w:rPr>
+            </w:pPr>
           </w:p>
         </w:tc>
         <w:tc>
@@ -1291,43 +1273,35 @@
             <w:tcW w:w="1044" w:type="dxa"/>
           </w:tcPr>
           <w:p>
-            <w:r>
-              <w:rPr>
-                <w:rFonts w:hint="eastAsia"/>
-              </w:rPr>
-              <w:t>8-25</w:t>
-            </w:r>
+            <w:pPr>
+              <w:rPr>
+                <w:color w:val="D9D9D9" w:themeColor="background1" w:themeShade="D9"/>
+              </w:rPr>
+            </w:pPr>
           </w:p>
         </w:tc>
         <w:tc>
           <w:tcPr>
             <w:tcW w:w="1016" w:type="dxa"/>
           </w:tcPr>
-          <w:p/>
+          <w:p>
+            <w:pPr>
+              <w:rPr>
+                <w:color w:val="D9D9D9" w:themeColor="background1" w:themeShade="D9"/>
+              </w:rPr>
+            </w:pPr>
+          </w:p>
         </w:tc>
         <w:tc>
           <w:tcPr>
             <w:tcW w:w="1818" w:type="dxa"/>
           </w:tcPr>
           <w:p>
-            <w:r>
-              <w:rPr>
-                <w:rFonts w:hint="eastAsia"/>
-              </w:rPr>
-              <w:t>已经部署实施，但是</w:t>
-            </w:r>
-            <w:r>
-              <w:rPr>
-                <w:rFonts w:hint="eastAsia"/>
-              </w:rPr>
-              <w:t>CI</w:t>
-            </w:r>
-            <w:r>
-              <w:rPr>
-                <w:rFonts w:hint="eastAsia"/>
-              </w:rPr>
-              <w:t>的运行时间还是较长，需要优化</w:t>
-            </w:r>
+            <w:pPr>
+              <w:rPr>
+                <w:color w:val="D9D9D9" w:themeColor="background1" w:themeShade="D9"/>
+              </w:rPr>
+            </w:pPr>
           </w:p>
         </w:tc>
       </w:tr>
@@ -1341,7 +1315,25 @@
               <w:rPr>
                 <w:rFonts w:hint="eastAsia"/>
               </w:rPr>
-              <w:t>执行信息收集</w:t>
+              <w:t>pg</w:t>
+            </w:r>
+            <w:r>
+              <w:rPr>
+                <w:rFonts w:hint="eastAsia"/>
+              </w:rPr>
+              <w:t>的测试程序需要更换为</w:t>
+            </w:r>
+            <w:r>
+              <w:rPr>
+                <w:rFonts w:hint="eastAsia"/>
+              </w:rPr>
+              <w:t>java</w:t>
+            </w:r>
+            <w:r>
+              <w:rPr>
+                <w:rFonts w:hint="eastAsia"/>
+              </w:rPr>
+              <w:t>版本</w:t>
             </w:r>
           </w:p>
         </w:tc>
@@ -1386,7 +1378,32 @@
               <w:rPr>
                 <w:rFonts w:hint="eastAsia"/>
               </w:rPr>
-              <w:t>需要放入数据库，以供后期执行</w:t>
+              <w:t>需每次编译动态</w:t>
+            </w:r>
+            <w:r>
+              <w:rPr>
+                <w:rFonts w:hint="eastAsia"/>
+              </w:rPr>
+              <w:lastRenderedPageBreak/>
+              <w:t>库</w:t>
+            </w:r>
+            <w:r>
+              <w:rPr>
+                <w:rFonts w:hint="eastAsia"/>
+              </w:rPr>
+              <w:t>(</w:t>
+            </w:r>
+            <w:r>
+              <w:rPr>
+                <w:rFonts w:hint="eastAsia"/>
+              </w:rPr>
+              <w:t>需文档</w:t>
+            </w:r>
+            <w:r>
+              <w:rPr>
+                <w:rFonts w:hint="eastAsia"/>
+              </w:rPr>
+              <w:t>)</w:t>
             </w:r>
           </w:p>
         </w:tc>
@@ -1401,25 +1418,40 @@
               <w:rPr>
                 <w:rFonts w:hint="eastAsia"/>
               </w:rPr>
-              <w:t>pg</w:t>
-            </w:r>
-            <w:r>
-              <w:rPr>
-                <w:rFonts w:hint="eastAsia"/>
-              </w:rPr>
-              <w:t>的测试程序需要更换为</w:t>
-            </w:r>
-            <w:r>
-              <w:rPr>
-                <w:rFonts w:hint="eastAsia"/>
-              </w:rPr>
-              <w:t>java</w:t>
-            </w:r>
-            <w:r>
-              <w:rPr>
-                <w:rFonts w:hint="eastAsia"/>
-              </w:rPr>
-              <w:t>版本</w:t>
+              <w:lastRenderedPageBreak/>
+              <w:t>spark</w:t>
+            </w:r>
+            <w:r>
+              <w:rPr>
+                <w:rFonts w:hint="eastAsia"/>
+              </w:rPr>
+              <w:t>、</w:t>
+            </w:r>
+            <w:proofErr w:type="spellStart"/>
+            <w:r>
+              <w:rPr>
+                <w:rFonts w:hint="eastAsia"/>
+              </w:rPr>
+              <w:t>hadoop</w:t>
+            </w:r>
+            <w:proofErr w:type="spellEnd"/>
+            <w:r>
+              <w:rPr>
+                <w:rFonts w:hint="eastAsia"/>
+              </w:rPr>
+              <w:t>的</w:t>
+            </w:r>
+            <w:r>
+              <w:rPr>
+                <w:rFonts w:hint="eastAsia"/>
+              </w:rPr>
+              <w:t>CI</w:t>
+            </w:r>
+            <w:r>
+              <w:rPr>
+                <w:rFonts w:hint="eastAsia"/>
+              </w:rPr>
+              <w:t>部署</w:t>
             </w:r>
           </w:p>
         </w:tc>
@@ -1472,39 +1504,13 @@
               <w:rPr>
                 <w:rFonts w:hint="eastAsia"/>
               </w:rPr>
-              <w:t>spark</w:t>
-            </w:r>
-            <w:r>
-              <w:rPr>
-                <w:rFonts w:hint="eastAsia"/>
-              </w:rPr>
-              <w:t>、</w:t>
-            </w:r>
-            <w:proofErr w:type="spellStart"/>
-            <w:r>
-              <w:rPr>
-                <w:rFonts w:hint="eastAsia"/>
-              </w:rPr>
-              <w:t>hadoop</w:t>
-            </w:r>
-            <w:proofErr w:type="spellEnd"/>
-            <w:r>
-              <w:rPr>
-                <w:rFonts w:hint="eastAsia"/>
-              </w:rPr>
-              <w:t>的</w:t>
-            </w:r>
-            <w:r>
-              <w:rPr>
-                <w:rFonts w:hint="eastAsia"/>
-              </w:rPr>
-              <w:t>CI</w:t>
-            </w:r>
-            <w:r>
-              <w:rPr>
-                <w:rFonts w:hint="eastAsia"/>
-              </w:rPr>
-              <w:t>部署</w:t>
+              <w:t>OM</w:t>
+            </w:r>
+            <w:r>
+              <w:rPr>
+                <w:rFonts w:hint="eastAsia"/>
+              </w:rPr>
+              <w:t>部署页面</w:t>
             </w:r>
           </w:p>
         </w:tc>
@@ -1517,7 +1523,7 @@
               <w:rPr>
                 <w:rFonts w:hint="eastAsia"/>
               </w:rPr>
-              <w:t>龙阳</w:t>
+              <w:t>何嘉文</w:t>
             </w:r>
           </w:p>
         </w:tc>
@@ -1530,7 +1536,7 @@
               <w:rPr>
                 <w:rFonts w:hint="eastAsia"/>
               </w:rPr>
-              <w:t>9-15</w:t>
+              <w:t>6-16</w:t>
             </w:r>
           </w:p>
         </w:tc>
@@ -1544,7 +1550,37 @@
           <w:tcPr>
             <w:tcW w:w="1818" w:type="dxa"/>
           </w:tcPr>
-          <w:p/>
+          <w:p>
+            <w:pPr>
+              <w:jc w:val="left"/>
+              <w:rPr>
+                <w:rFonts w:hint="eastAsia"/>
+              </w:rPr>
+            </w:pPr>
+            <w:r>
+              <w:rPr>
+                <w:rFonts w:hint="eastAsia"/>
+              </w:rPr>
+              <w:t>对接删除主机</w:t>
+            </w:r>
+            <w:r>
+              <w:rPr>
+                <w:rFonts w:hint="eastAsia"/>
+              </w:rPr>
+              <w:t>,cluster</w:t>
+            </w:r>
+          </w:p>
+          <w:p>
+            <w:pPr>
+              <w:jc w:val="left"/>
+            </w:pPr>
+            <w:r>
+              <w:rPr>
+                <w:rFonts w:hint="eastAsia"/>
+              </w:rPr>
+              <w:t>另做一些优化</w:t>
+            </w:r>
+          </w:p>
         </w:tc>
       </w:tr>
       <w:tr>
@@ -1563,7 +1599,19 @@
               <w:rPr>
                 <w:rFonts w:hint="eastAsia"/>
               </w:rPr>
-              <w:t>部署页面</w:t>
+              <w:t>前端与</w:t>
+            </w:r>
+            <w:r>
+              <w:rPr>
+                <w:rFonts w:hint="eastAsia"/>
+              </w:rPr>
+              <w:t>OM Svc</w:t>
+            </w:r>
+            <w:r>
+              <w:rPr>
+                <w:rFonts w:hint="eastAsia"/>
+              </w:rPr>
+              <w:t>对接</w:t>
             </w:r>
           </w:p>
         </w:tc>
@@ -1579,6 +1627,14 @@
               <w:t>何嘉文</w:t>
             </w:r>
           </w:p>
+          <w:p>
+            <w:r>
+              <w:rPr>
+                <w:rFonts w:hint="eastAsia"/>
+              </w:rPr>
+              <w:t>林友滨</w:t>
+            </w:r>
+          </w:p>
         </w:tc>
         <w:tc>
           <w:tcPr>
@@ -1589,7 +1645,7 @@
               <w:rPr>
                 <w:rFonts w:hint="eastAsia"/>
               </w:rPr>
-              <w:t>6-16</w:t>
+              <w:t>7-21</w:t>
             </w:r>
           </w:p>
         </w:tc>
@@ -1611,19 +1667,21 @@
               <w:rPr>
                 <w:rFonts w:hint="eastAsia"/>
               </w:rPr>
-              <w:t>需要重构</w:t>
-            </w:r>
-            <w:r>
-              <w:rPr>
-                <w:rFonts w:hint="eastAsia"/>
-              </w:rPr>
-              <w:t>JS</w:t>
-            </w:r>
-            <w:r>
-              <w:rPr>
-                <w:rFonts w:hint="eastAsia"/>
-              </w:rPr>
-              <w:t>代码，用以兼容主流浏览器</w:t>
+              <w:t>安装还未对接</w:t>
+            </w:r>
+          </w:p>
+          <w:p>
+            <w:pPr>
+              <w:jc w:val="left"/>
+              <w:rPr>
+                <w:b/>
+              </w:rPr>
+            </w:pPr>
+            <w:r>
+              <w:rPr>
+                <w:rFonts w:hint="eastAsia"/>
+              </w:rPr>
+              <w:t>主机状态对接优先级较低</w:t>
             </w:r>
           </w:p>
         </w:tc>
@@ -1634,30 +1692,11 @@
             <w:tcW w:w="3652" w:type="dxa"/>
           </w:tcPr>
           <w:p>
-            <w:r>
-              <w:rPr>
-                <w:rFonts w:hint="eastAsia"/>
-              </w:rPr>
-              <w:t>OM</w:t>
-            </w:r>
-            <w:r>
-              <w:rPr>
-                <w:rFonts w:hint="eastAsia"/>
-              </w:rPr>
-              <w:t>前端与</w:t>
-            </w:r>
-            <w:r>
-              <w:rPr>
-                <w:rFonts w:hint="eastAsia"/>
-              </w:rPr>
-              <w:t>OM Svc</w:t>
-            </w:r>
-            <w:r>
-              <w:rPr>
-                <w:rFonts w:hint="eastAsia"/>
-              </w:rPr>
-              <w:t>对接</w:t>
-            </w:r>
+            <w:pPr>
+              <w:rPr>
+                <w:color w:val="D9D9D9" w:themeColor="background1" w:themeShade="D9"/>
+              </w:rPr>
+            </w:pPr>
           </w:p>
         </w:tc>
         <w:tc>
@@ -1665,20 +1704,11 @@
             <w:tcW w:w="992" w:type="dxa"/>
           </w:tcPr>
           <w:p>
-            <w:r>
-              <w:rPr>
-                <w:rFonts w:hint="eastAsia"/>
-              </w:rPr>
-              <w:t>何嘉文</w:t>
-            </w:r>
-          </w:p>
-          <w:p>
-            <w:r>
-              <w:rPr>
-                <w:rFonts w:hint="eastAsia"/>
-              </w:rPr>
-              <w:t>林友滨</w:t>
-            </w:r>
+            <w:pPr>
+              <w:rPr>
+                <w:color w:val="D9D9D9" w:themeColor="background1" w:themeShade="D9"/>
+              </w:rPr>
+            </w:pPr>
           </w:p>
         </w:tc>
         <w:tc>
@@ -1686,19 +1716,24 @@
             <w:tcW w:w="1044" w:type="dxa"/>
           </w:tcPr>
           <w:p>
-            <w:r>
-              <w:rPr>
-                <w:rFonts w:hint="eastAsia"/>
-              </w:rPr>
-              <w:t>7-21</w:t>
-            </w:r>
+            <w:pPr>
+              <w:rPr>
+                <w:color w:val="D9D9D9" w:themeColor="background1" w:themeShade="D9"/>
+              </w:rPr>
+            </w:pPr>
           </w:p>
         </w:tc>
         <w:tc>
           <w:tcPr>
             <w:tcW w:w="1016" w:type="dxa"/>
           </w:tcPr>
-          <w:p/>
+          <w:p>
+            <w:pPr>
+              <w:rPr>
+                <w:color w:val="D9D9D9" w:themeColor="background1" w:themeShade="D9"/>
+              </w:rPr>
+            </w:pPr>
+          </w:p>
         </w:tc>
         <w:tc>
           <w:tcPr>
@@ -1707,27 +1742,10 @@
           <w:p>
             <w:pPr>
               <w:jc w:val="left"/>
-            </w:pPr>
-            <w:r>
-              <w:rPr>
-                <w:rFonts w:hint="eastAsia"/>
-              </w:rPr>
-              <w:t>安装还未对接</w:t>
-            </w:r>
-          </w:p>
-          <w:p>
-            <w:pPr>
-              <w:jc w:val="left"/>
-              <w:rPr>
-                <w:b/>
-              </w:rPr>
-            </w:pPr>
-            <w:r>
-              <w:rPr>
-                <w:rFonts w:hint="eastAsia"/>
-              </w:rPr>
-              <w:t>主机状态对接优先级较低</w:t>
-            </w:r>
+              <w:rPr>
+                <w:color w:val="D9D9D9" w:themeColor="background1" w:themeShade="D9"/>
+              </w:rPr>
+            </w:pPr>
           </w:p>
         </w:tc>
       </w:tr>
@@ -1741,26 +1759,20 @@
               <w:rPr>
                 <w:rFonts w:hint="eastAsia"/>
               </w:rPr>
+              <w:t>agent</w:t>
+            </w:r>
+            <w:r>
+              <w:rPr>
+                <w:rFonts w:hint="eastAsia"/>
+              </w:rPr>
+              <w:t>重启继续</w:t>
+            </w:r>
+            <w:r>
+              <w:rPr>
+                <w:rFonts w:hint="eastAsia"/>
+              </w:rPr>
               <w:t>task</w:t>
             </w:r>
-            <w:r>
-              <w:rPr>
-                <w:rFonts w:hint="eastAsia"/>
-              </w:rPr>
-              <w:t>需要</w:t>
-            </w:r>
-            <w:r>
-              <w:rPr>
-                <w:rFonts w:hint="eastAsia"/>
-              </w:rPr>
-              <w:t>manager</w:t>
-            </w:r>
-            <w:r>
-              <w:rPr>
-                <w:rFonts w:hint="eastAsia"/>
-              </w:rPr>
-              <w:t>管理</w:t>
-            </w:r>
           </w:p>
         </w:tc>
         <w:tc>
@@ -1807,7 +1819,19 @@
               <w:rPr>
                 <w:rFonts w:hint="eastAsia"/>
               </w:rPr>
-              <w:t>代码基本完成</w:t>
+              <w:t>开发已完成</w:t>
+            </w:r>
+            <w:r>
+              <w:rPr>
+                <w:rFonts w:hint="eastAsia"/>
+              </w:rPr>
+              <w:t>,</w:t>
+            </w:r>
+            <w:r>
+              <w:rPr>
+                <w:rFonts w:hint="eastAsia"/>
+              </w:rPr>
+              <w:t>需测试</w:t>
             </w:r>
           </w:p>
         </w:tc>
@@ -1818,23 +1842,16 @@
             <w:tcW w:w="3652" w:type="dxa"/>
           </w:tcPr>
           <w:p>
-            <w:r>
-              <w:rPr>
-                <w:rFonts w:hint="eastAsia"/>
-              </w:rPr>
-              <w:t>agent</w:t>
-            </w:r>
-            <w:r>
-              <w:rPr>
-                <w:rFonts w:hint="eastAsia"/>
-              </w:rPr>
-              <w:t>重启继续</w:t>
-            </w:r>
-            <w:r>
-              <w:rPr>
-                <w:rFonts w:hint="eastAsia"/>
-              </w:rPr>
-              <w:t>task</w:t>
+            <w:pPr>
+              <w:rPr>
+                <w:rFonts w:hint="eastAsia"/>
+              </w:rPr>
+            </w:pPr>
+            <w:r>
+              <w:rPr>
+                <w:rFonts w:hint="eastAsia"/>
+              </w:rPr>
+              <w:t>卸载业务</w:t>
             </w:r>
           </w:p>
         </w:tc>
@@ -1843,6 +1860,11 @@
             <w:tcW w:w="992" w:type="dxa"/>
           </w:tcPr>
           <w:p>
+            <w:pPr>
+              <w:rPr>
+                <w:rFonts w:hint="eastAsia"/>
+              </w:rPr>
+            </w:pPr>
             <w:r>
               <w:rPr>
                 <w:rFonts w:hint="eastAsia"/>
@@ -1856,11 +1878,16 @@
             <w:tcW w:w="1044" w:type="dxa"/>
           </w:tcPr>
           <w:p>
-            <w:r>
-              <w:rPr>
-                <w:rFonts w:hint="eastAsia"/>
-              </w:rPr>
-              <w:t>9-15</w:t>
+            <w:pPr>
+              <w:rPr>
+                <w:rFonts w:hint="eastAsia"/>
+              </w:rPr>
+            </w:pPr>
+            <w:r>
+              <w:rPr>
+                <w:rFonts w:hint="eastAsia"/>
+              </w:rPr>
+              <w:t>9-22</w:t>
             </w:r>
           </w:p>
         </w:tc>
@@ -1877,12 +1904,27 @@
           <w:p>
             <w:pPr>
               <w:jc w:val="left"/>
-            </w:pPr>
-            <w:r>
-              <w:rPr>
-                <w:rFonts w:hint="eastAsia"/>
-              </w:rPr>
-              <w:t>设计完成</w:t>
+              <w:rPr>
+                <w:rFonts w:hint="eastAsia"/>
+              </w:rPr>
+            </w:pPr>
+            <w:r>
+              <w:rPr>
+                <w:rFonts w:hint="eastAsia"/>
+              </w:rPr>
+              <w:t>已完成</w:t>
+            </w:r>
+            <w:r>
+              <w:rPr>
+                <w:rFonts w:hint="eastAsia"/>
+              </w:rPr>
+              <w:t>,</w:t>
+            </w:r>
+            <w:r>
+              <w:rPr>
+                <w:rFonts w:hint="eastAsia"/>
+              </w:rPr>
+              <w:t>需要对接</w:t>
             </w:r>
           </w:p>
         </w:tc>
@@ -2166,12 +2208,11 @@
             <w:tcW w:w="3652" w:type="dxa"/>
           </w:tcPr>
           <w:p>
-            <w:r>
-              <w:rPr>
-                <w:rFonts w:hint="eastAsia"/>
-              </w:rPr>
-              <w:t>通讯机制调整</w:t>
-            </w:r>
+            <w:pPr>
+              <w:rPr>
+                <w:color w:val="D9D9D9" w:themeColor="background1" w:themeShade="D9"/>
+              </w:rPr>
+            </w:pPr>
           </w:p>
         </w:tc>
         <w:tc>
@@ -2179,12 +2220,11 @@
             <w:tcW w:w="992" w:type="dxa"/>
           </w:tcPr>
           <w:p>
-            <w:r>
-              <w:rPr>
-                <w:rFonts w:hint="eastAsia"/>
-              </w:rPr>
-              <w:t>许建辉</w:t>
-            </w:r>
+            <w:pPr>
+              <w:rPr>
+                <w:color w:val="D9D9D9" w:themeColor="background1" w:themeShade="D9"/>
+              </w:rPr>
+            </w:pPr>
           </w:p>
         </w:tc>
         <w:tc>
@@ -2192,19 +2232,24 @@
             <w:tcW w:w="1044" w:type="dxa"/>
           </w:tcPr>
           <w:p>
-            <w:r>
-              <w:rPr>
-                <w:rFonts w:hint="eastAsia"/>
-              </w:rPr>
-              <w:t>9-9</w:t>
-            </w:r>
+            <w:pPr>
+              <w:rPr>
+                <w:color w:val="D9D9D9" w:themeColor="background1" w:themeShade="D9"/>
+              </w:rPr>
+            </w:pPr>
           </w:p>
         </w:tc>
         <w:tc>
           <w:tcPr>
             <w:tcW w:w="1016" w:type="dxa"/>
           </w:tcPr>
-          <w:p/>
+          <w:p>
+            <w:pPr>
+              <w:rPr>
+                <w:color w:val="D9D9D9" w:themeColor="background1" w:themeShade="D9"/>
+              </w:rPr>
+            </w:pPr>
+          </w:p>
         </w:tc>
         <w:tc>
           <w:tcPr>
@@ -2214,6 +2259,7 @@
             <w:pPr>
               <w:rPr>
                 <w:b/>
+                <w:color w:val="D9D9D9" w:themeColor="background1" w:themeShade="D9"/>
               </w:rPr>
             </w:pPr>
           </w:p>
@@ -2271,54 +2317,31 @@
           </w:tcPr>
           <w:p>
             <w:r>
-              <w:rPr>
-                <w:rFonts w:hint="eastAsia"/>
-              </w:rPr>
-              <w:t>调研</w:t>
-            </w:r>
-            <w:r>
-              <w:rPr>
-                <w:rFonts w:hint="eastAsia"/>
-              </w:rPr>
-              <w:t xml:space="preserve"> </w:t>
-            </w:r>
-            <w:r>
-              <w:rPr>
-                <w:rFonts w:hint="eastAsia"/>
-              </w:rPr>
-              <w:t>大体设计思路确定，开始</w:t>
-            </w:r>
-            <w:r>
-              <w:rPr>
-                <w:rFonts w:hint="eastAsia"/>
-              </w:rPr>
-              <w:t>story</w:t>
-            </w:r>
-            <w:r>
-              <w:rPr>
-                <w:rFonts w:hint="eastAsia"/>
-              </w:rPr>
-              <w:t>设计</w:t>
-            </w:r>
-          </w:p>
-          <w:p>
-            <w:r>
-              <w:rPr>
-                <w:rFonts w:hint="eastAsia"/>
-              </w:rPr>
-              <w:t>代码</w:t>
-            </w:r>
-            <w:r>
-              <w:rPr>
-                <w:rFonts w:hint="eastAsia"/>
-              </w:rPr>
-              <w:t>review</w:t>
-            </w:r>
-            <w:r>
-              <w:rPr>
-                <w:rFonts w:hint="eastAsia"/>
-              </w:rPr>
-              <w:t>，还需分析</w:t>
+              <w:t>S</w:t>
+            </w:r>
+            <w:r>
+              <w:rPr>
+                <w:rFonts w:hint="eastAsia"/>
+              </w:rPr>
+              <w:t>tory</w:t>
+            </w:r>
+            <w:r>
+              <w:rPr>
+                <w:rFonts w:hint="eastAsia"/>
+              </w:rPr>
+              <w:t>已完成</w:t>
+            </w:r>
+            <w:r>
+              <w:rPr>
+                <w:rFonts w:hint="eastAsia"/>
+              </w:rPr>
+              <w:t>80%,</w:t>
+            </w:r>
+            <w:r>
+              <w:rPr>
+                <w:rFonts w:hint="eastAsia"/>
+              </w:rPr>
+              <w:t>需完成持续图</w:t>
             </w:r>
           </w:p>
         </w:tc>
@@ -2333,19 +2356,13 @@
               <w:rPr>
                 <w:rFonts w:hint="eastAsia"/>
               </w:rPr>
-              <w:t>提供大对象</w:t>
-            </w:r>
-            <w:r>
-              <w:rPr>
-                <w:rFonts w:hint="eastAsia"/>
-              </w:rPr>
-              <w:t>LOB</w:t>
-            </w:r>
-            <w:r>
-              <w:rPr>
-                <w:rFonts w:hint="eastAsia"/>
-              </w:rPr>
-              <w:t>存储</w:t>
+              <w:t>lob</w:t>
+            </w:r>
+            <w:r>
+              <w:rPr>
+                <w:rFonts w:hint="eastAsia"/>
+              </w:rPr>
+              <w:t>集群模式开发</w:t>
             </w:r>
           </w:p>
         </w:tc>
@@ -2366,6 +2383,95 @@
               <w:t>武赟</w:t>
             </w:r>
           </w:p>
+        </w:tc>
+        <w:tc>
+          <w:tcPr>
+            <w:tcW w:w="1044" w:type="dxa"/>
+          </w:tcPr>
+          <w:p>
+            <w:r>
+              <w:rPr>
+                <w:rFonts w:hint="eastAsia"/>
+              </w:rPr>
+              <w:t>9-9</w:t>
+            </w:r>
+          </w:p>
+        </w:tc>
+        <w:tc>
+          <w:tcPr>
+            <w:tcW w:w="1016" w:type="dxa"/>
+          </w:tcPr>
+          <w:p/>
+        </w:tc>
+        <w:tc>
+          <w:tcPr>
+            <w:tcW w:w="1818" w:type="dxa"/>
+          </w:tcPr>
+          <w:p>
+            <w:pPr>
+              <w:rPr>
+                <w:rFonts w:hint="eastAsia"/>
+              </w:rPr>
+            </w:pPr>
+            <w:r>
+              <w:rPr>
+                <w:rFonts w:hint="eastAsia"/>
+              </w:rPr>
+              <w:t>开发方面这周争取完成集群功能</w:t>
+            </w:r>
+            <w:r>
+              <w:rPr>
+                <w:rFonts w:hint="eastAsia"/>
+              </w:rPr>
+              <w:t>,</w:t>
+            </w:r>
+            <w:r>
+              <w:rPr>
+                <w:rFonts w:hint="eastAsia"/>
+              </w:rPr>
+              <w:t>单机功能已移到</w:t>
+            </w:r>
+            <w:r>
+              <w:rPr>
+                <w:rFonts w:hint="eastAsia"/>
+              </w:rPr>
+              <w:t>cluster</w:t>
+            </w:r>
+          </w:p>
+          <w:p>
+            <w:r>
+              <w:rPr>
+                <w:rFonts w:hint="eastAsia"/>
+              </w:rPr>
+              <w:t>开发复制和切分模块</w:t>
+            </w:r>
+          </w:p>
+        </w:tc>
+      </w:tr>
+      <w:tr>
+        <w:tc>
+          <w:tcPr>
+            <w:tcW w:w="3652" w:type="dxa"/>
+          </w:tcPr>
+          <w:p>
+            <w:r>
+              <w:rPr>
+                <w:rFonts w:hint="eastAsia"/>
+              </w:rPr>
+              <w:t>C</w:t>
+            </w:r>
+            <w:r>
+              <w:rPr>
+                <w:rFonts w:hint="eastAsia"/>
+              </w:rPr>
+              <w:t>驱动测试用例</w:t>
+            </w:r>
+          </w:p>
+        </w:tc>
+        <w:tc>
+          <w:tcPr>
+            <w:tcW w:w="992" w:type="dxa"/>
+          </w:tcPr>
           <w:p>
             <w:pPr>
               <w:tabs>
@@ -2376,7 +2482,7 @@
               <w:rPr>
                 <w:rFonts w:hint="eastAsia"/>
               </w:rPr>
-              <w:t>胡晓均</w:t>
+              <w:t>刘武兴</w:t>
             </w:r>
           </w:p>
         </w:tc>
@@ -2389,7 +2495,7 @@
               <w:rPr>
                 <w:rFonts w:hint="eastAsia"/>
               </w:rPr>
-              <w:t>7-21</w:t>
+              <w:t>9-1</w:t>
             </w:r>
           </w:p>
         </w:tc>
@@ -2408,19 +2514,13 @@
               <w:rPr>
                 <w:rFonts w:hint="eastAsia"/>
               </w:rPr>
-              <w:t>单机测试完成</w:t>
-            </w:r>
-            <w:r>
-              <w:rPr>
-                <w:rFonts w:hint="eastAsia"/>
-              </w:rPr>
-              <w:t>，单个对象最大</w:t>
-            </w:r>
-            <w:r>
-              <w:rPr>
-                <w:rFonts w:hint="eastAsia"/>
-              </w:rPr>
-              <w:t>10G</w:t>
+              <w:t>完成</w:t>
+            </w:r>
+            <w:r>
+              <w:rPr>
+                <w:rFonts w:hint="eastAsia"/>
+              </w:rPr>
+              <w:t>30%</w:t>
             </w:r>
           </w:p>
         </w:tc>
@@ -2431,17 +2531,19 @@
             <w:tcW w:w="3652" w:type="dxa"/>
           </w:tcPr>
           <w:p>
-            <w:r>
-              <w:rPr>
-                <w:rFonts w:hint="eastAsia"/>
-              </w:rPr>
-              <w:t>lob</w:t>
-            </w:r>
-            <w:r>
-              <w:rPr>
-                <w:rFonts w:hint="eastAsia"/>
-              </w:rPr>
-              <w:t>集群模式开发</w:t>
+            <w:proofErr w:type="spellStart"/>
+            <w:r>
+              <w:rPr>
+                <w:rFonts w:hint="eastAsia"/>
+              </w:rPr>
+              <w:t>sdblist</w:t>
+            </w:r>
+            <w:proofErr w:type="spellEnd"/>
+            <w:r>
+              <w:rPr>
+                <w:rFonts w:hint="eastAsia"/>
+              </w:rPr>
+              <w:t>新增加三个功能</w:t>
             </w:r>
           </w:p>
         </w:tc>
@@ -2459,7 +2561,7 @@
               <w:rPr>
                 <w:rFonts w:hint="eastAsia"/>
               </w:rPr>
-              <w:t>武赟</w:t>
+              <w:t>刘武兴</w:t>
             </w:r>
           </w:p>
         </w:tc>
@@ -2491,7 +2593,19 @@
               <w:rPr>
                 <w:rFonts w:hint="eastAsia"/>
               </w:rPr>
-              <w:t>开发方面这周争取完成集群功能</w:t>
+              <w:t>基本已完成</w:t>
+            </w:r>
+            <w:r>
+              <w:rPr>
+                <w:rFonts w:hint="eastAsia"/>
+              </w:rPr>
+              <w:t>,</w:t>
+            </w:r>
+            <w:r>
+              <w:rPr>
+                <w:rFonts w:hint="eastAsia"/>
+              </w:rPr>
+              <w:t>需规范化</w:t>
             </w:r>
           </w:p>
         </w:tc>
@@ -2502,17 +2616,19 @@
             <w:tcW w:w="3652" w:type="dxa"/>
           </w:tcPr>
           <w:p>
-            <w:r>
-              <w:rPr>
-                <w:rFonts w:hint="eastAsia"/>
-              </w:rPr>
-              <w:t>C</w:t>
-            </w:r>
-            <w:r>
-              <w:rPr>
-                <w:rFonts w:hint="eastAsia"/>
-              </w:rPr>
-              <w:t>驱动测试用例</w:t>
+            <w:proofErr w:type="spellStart"/>
+            <w:r>
+              <w:rPr>
+                <w:rFonts w:hint="eastAsia"/>
+              </w:rPr>
+              <w:t>forceSession</w:t>
+            </w:r>
+            <w:proofErr w:type="spellEnd"/>
+            <w:r>
+              <w:rPr>
+                <w:rFonts w:hint="eastAsia"/>
+              </w:rPr>
+              <w:t>功能测试</w:t>
             </w:r>
           </w:p>
         </w:tc>
@@ -2530,7 +2646,7 @@
               <w:rPr>
                 <w:rFonts w:hint="eastAsia"/>
               </w:rPr>
-              <w:t>刘武兴</w:t>
+              <w:t>胡晓均</w:t>
             </w:r>
           </w:p>
         </w:tc>
@@ -2543,7 +2659,7 @@
               <w:rPr>
                 <w:rFonts w:hint="eastAsia"/>
               </w:rPr>
-              <w:t>9-1</w:t>
+              <w:t>9-15</w:t>
             </w:r>
           </w:p>
         </w:tc>
@@ -2562,161 +2678,33 @@
               <w:rPr>
                 <w:rFonts w:hint="eastAsia"/>
               </w:rPr>
-              <w:t>完成</w:t>
-            </w:r>
-            <w:r>
-              <w:rPr>
-                <w:rFonts w:hint="eastAsia"/>
-              </w:rPr>
-              <w:t>30%</w:t>
-            </w:r>
-          </w:p>
-        </w:tc>
-      </w:tr>
-      <w:tr>
-        <w:tc>
-          <w:tcPr>
-            <w:tcW w:w="3652" w:type="dxa"/>
-          </w:tcPr>
-          <w:p>
-            <w:proofErr w:type="spellStart"/>
-            <w:r>
-              <w:rPr>
-                <w:rFonts w:hint="eastAsia"/>
-              </w:rPr>
-              <w:t>sdblist</w:t>
-            </w:r>
-            <w:proofErr w:type="spellEnd"/>
-            <w:r>
-              <w:rPr>
-                <w:rFonts w:hint="eastAsia"/>
-              </w:rPr>
-              <w:t>新增加三个功能</w:t>
-            </w:r>
-          </w:p>
-        </w:tc>
-        <w:tc>
-          <w:tcPr>
-            <w:tcW w:w="992" w:type="dxa"/>
-          </w:tcPr>
-          <w:p>
-            <w:pPr>
-              <w:tabs>
-                <w:tab w:val="left" w:pos="450"/>
-              </w:tabs>
-            </w:pPr>
-            <w:r>
-              <w:rPr>
-                <w:rFonts w:hint="eastAsia"/>
-              </w:rPr>
-              <w:t>刘武兴</w:t>
-            </w:r>
-          </w:p>
-        </w:tc>
-        <w:tc>
-          <w:tcPr>
-            <w:tcW w:w="1044" w:type="dxa"/>
-          </w:tcPr>
-          <w:p>
-            <w:r>
-              <w:rPr>
-                <w:rFonts w:hint="eastAsia"/>
-              </w:rPr>
-              <w:t>9-9</w:t>
-            </w:r>
-          </w:p>
-        </w:tc>
-        <w:tc>
-          <w:tcPr>
-            <w:tcW w:w="1016" w:type="dxa"/>
-          </w:tcPr>
-          <w:p/>
-        </w:tc>
-        <w:tc>
-          <w:tcPr>
-            <w:tcW w:w="1818" w:type="dxa"/>
-          </w:tcPr>
-          <w:p>
-            <w:r>
-              <w:rPr>
-                <w:rFonts w:hint="eastAsia"/>
-              </w:rPr>
-              <w:t>代码风格不符合规范</w:t>
-            </w:r>
-            <w:r>
-              <w:rPr>
-                <w:rFonts w:hint="eastAsia"/>
-              </w:rPr>
-              <w:t>，需要重写</w:t>
-            </w:r>
-          </w:p>
-        </w:tc>
-      </w:tr>
-      <w:tr>
-        <w:tc>
-          <w:tcPr>
-            <w:tcW w:w="3652" w:type="dxa"/>
-          </w:tcPr>
-          <w:p>
-            <w:proofErr w:type="spellStart"/>
-            <w:r>
-              <w:rPr>
-                <w:rFonts w:hint="eastAsia"/>
-              </w:rPr>
-              <w:lastRenderedPageBreak/>
-              <w:t>forceSession</w:t>
-            </w:r>
-            <w:proofErr w:type="spellEnd"/>
-            <w:r>
-              <w:rPr>
-                <w:rFonts w:hint="eastAsia"/>
-              </w:rPr>
-              <w:t>功能测试</w:t>
-            </w:r>
-          </w:p>
-        </w:tc>
-        <w:tc>
-          <w:tcPr>
-            <w:tcW w:w="992" w:type="dxa"/>
-          </w:tcPr>
-          <w:p>
-            <w:pPr>
-              <w:tabs>
-                <w:tab w:val="left" w:pos="450"/>
-              </w:tabs>
-            </w:pPr>
-            <w:r>
-              <w:rPr>
-                <w:rFonts w:hint="eastAsia"/>
-              </w:rPr>
-              <w:t>胡晓均</w:t>
-            </w:r>
-          </w:p>
-        </w:tc>
-        <w:tc>
-          <w:tcPr>
-            <w:tcW w:w="1044" w:type="dxa"/>
-          </w:tcPr>
-          <w:p>
-            <w:r>
-              <w:rPr>
-                <w:rFonts w:hint="eastAsia"/>
-              </w:rPr>
-              <w:t>9-15</w:t>
-            </w:r>
-          </w:p>
-        </w:tc>
-        <w:tc>
-          <w:tcPr>
-            <w:tcW w:w="1016" w:type="dxa"/>
-          </w:tcPr>
-          <w:p/>
-        </w:tc>
-        <w:tc>
-          <w:tcPr>
-            <w:tcW w:w="1818" w:type="dxa"/>
-          </w:tcPr>
-          <w:p/>
+              <w:t>已完成</w:t>
+            </w:r>
+            <w:r>
+              <w:rPr>
+                <w:rFonts w:hint="eastAsia"/>
+              </w:rPr>
+              <w:t>,</w:t>
+            </w:r>
+            <w:r>
+              <w:rPr>
+                <w:rFonts w:hint="eastAsia"/>
+              </w:rPr>
+              <w:t>出现</w:t>
+            </w:r>
+            <w:r>
+              <w:rPr>
+                <w:rFonts w:hint="eastAsia"/>
+              </w:rPr>
+              <w:t>bug</w:t>
+            </w:r>
+            <w:r>
+              <w:rPr>
+                <w:rFonts w:hint="eastAsia"/>
+              </w:rPr>
+              <w:t>已提单</w:t>
+            </w:r>
+          </w:p>
         </w:tc>
       </w:tr>
     </w:tbl>
@@ -2890,6 +2878,7 @@
               <w:rPr>
                 <w:rFonts w:hint="eastAsia"/>
               </w:rPr>
+              <w:lastRenderedPageBreak/>
               <w:t>suse</w:t>
             </w:r>
             <w:proofErr w:type="spellEnd"/>
@@ -3142,20 +3131,20 @@
         <w:tblLook w:val="04A0"/>
       </w:tblPr>
       <w:tblGrid>
-        <w:gridCol w:w="3647"/>
-        <w:gridCol w:w="551"/>
-        <w:gridCol w:w="439"/>
-        <w:gridCol w:w="553"/>
-        <w:gridCol w:w="491"/>
-        <w:gridCol w:w="658"/>
-        <w:gridCol w:w="363"/>
-        <w:gridCol w:w="770"/>
-        <w:gridCol w:w="1052"/>
+        <w:gridCol w:w="3649"/>
+        <w:gridCol w:w="533"/>
+        <w:gridCol w:w="458"/>
+        <w:gridCol w:w="534"/>
+        <w:gridCol w:w="510"/>
+        <w:gridCol w:w="638"/>
+        <w:gridCol w:w="382"/>
+        <w:gridCol w:w="750"/>
+        <w:gridCol w:w="1070"/>
       </w:tblGrid>
       <w:tr>
         <w:tc>
           <w:tcPr>
-            <w:tcW w:w="4198" w:type="dxa"/>
+            <w:tcW w:w="4182" w:type="dxa"/>
             <w:gridSpan w:val="2"/>
           </w:tcPr>
           <w:p>
@@ -3195,7 +3184,7 @@
         </w:tc>
         <w:tc>
           <w:tcPr>
-            <w:tcW w:w="1149" w:type="dxa"/>
+            <w:tcW w:w="1148" w:type="dxa"/>
             <w:gridSpan w:val="2"/>
           </w:tcPr>
           <w:p>
@@ -3215,7 +3204,7 @@
         </w:tc>
         <w:tc>
           <w:tcPr>
-            <w:tcW w:w="1133" w:type="dxa"/>
+            <w:tcW w:w="1132" w:type="dxa"/>
             <w:gridSpan w:val="2"/>
           </w:tcPr>
           <w:p>
@@ -3235,7 +3224,7 @@
         </w:tc>
         <w:tc>
           <w:tcPr>
-            <w:tcW w:w="1052" w:type="dxa"/>
+            <w:tcW w:w="1070" w:type="dxa"/>
           </w:tcPr>
           <w:p>
             <w:pPr>
@@ -3256,7 +3245,7 @@
       <w:tr>
         <w:tc>
           <w:tcPr>
-            <w:tcW w:w="4198" w:type="dxa"/>
+            <w:tcW w:w="4182" w:type="dxa"/>
             <w:gridSpan w:val="2"/>
           </w:tcPr>
           <w:p>
@@ -3304,21 +3293,21 @@
         </w:tc>
         <w:tc>
           <w:tcPr>
-            <w:tcW w:w="1149" w:type="dxa"/>
+            <w:tcW w:w="1148" w:type="dxa"/>
             <w:gridSpan w:val="2"/>
           </w:tcPr>
           <w:p/>
         </w:tc>
         <w:tc>
           <w:tcPr>
-            <w:tcW w:w="1133" w:type="dxa"/>
+            <w:tcW w:w="1132" w:type="dxa"/>
             <w:gridSpan w:val="2"/>
           </w:tcPr>
           <w:p/>
         </w:tc>
         <w:tc>
           <w:tcPr>
-            <w:tcW w:w="1052" w:type="dxa"/>
+            <w:tcW w:w="1070" w:type="dxa"/>
           </w:tcPr>
           <w:p>
             <w:hyperlink r:id="rId6" w:history="1">
@@ -3337,7 +3326,7 @@
       <w:tr>
         <w:tc>
           <w:tcPr>
-            <w:tcW w:w="4198" w:type="dxa"/>
+            <w:tcW w:w="4182" w:type="dxa"/>
             <w:gridSpan w:val="2"/>
           </w:tcPr>
           <w:p>
@@ -3390,33 +3379,33 @@
         </w:tc>
         <w:tc>
           <w:tcPr>
-            <w:tcW w:w="1149" w:type="dxa"/>
-            <w:gridSpan w:val="2"/>
-          </w:tcPr>
-          <w:p>
-            <w:pPr>
-              <w:rPr>
-                <w:highlight w:val="lightGray"/>
-              </w:rPr>
-            </w:pPr>
-          </w:p>
-        </w:tc>
-        <w:tc>
-          <w:tcPr>
-            <w:tcW w:w="1133" w:type="dxa"/>
-            <w:gridSpan w:val="2"/>
-          </w:tcPr>
-          <w:p>
-            <w:pPr>
-              <w:rPr>
-                <w:highlight w:val="lightGray"/>
-              </w:rPr>
-            </w:pPr>
-          </w:p>
-        </w:tc>
-        <w:tc>
-          <w:tcPr>
-            <w:tcW w:w="1052" w:type="dxa"/>
+            <w:tcW w:w="1148" w:type="dxa"/>
+            <w:gridSpan w:val="2"/>
+          </w:tcPr>
+          <w:p>
+            <w:pPr>
+              <w:rPr>
+                <w:highlight w:val="lightGray"/>
+              </w:rPr>
+            </w:pPr>
+          </w:p>
+        </w:tc>
+        <w:tc>
+          <w:tcPr>
+            <w:tcW w:w="1132" w:type="dxa"/>
+            <w:gridSpan w:val="2"/>
+          </w:tcPr>
+          <w:p>
+            <w:pPr>
+              <w:rPr>
+                <w:highlight w:val="lightGray"/>
+              </w:rPr>
+            </w:pPr>
+          </w:p>
+        </w:tc>
+        <w:tc>
+          <w:tcPr>
+            <w:tcW w:w="1070" w:type="dxa"/>
           </w:tcPr>
           <w:tbl>
             <w:tblPr>
@@ -3475,7 +3464,7 @@
       <w:tr>
         <w:tc>
           <w:tcPr>
-            <w:tcW w:w="4198" w:type="dxa"/>
+            <w:tcW w:w="4182" w:type="dxa"/>
             <w:gridSpan w:val="2"/>
           </w:tcPr>
           <w:p>
@@ -3514,33 +3503,33 @@
         </w:tc>
         <w:tc>
           <w:tcPr>
-            <w:tcW w:w="1149" w:type="dxa"/>
-            <w:gridSpan w:val="2"/>
-          </w:tcPr>
-          <w:p>
-            <w:pPr>
-              <w:rPr>
-                <w:highlight w:val="lightGray"/>
-              </w:rPr>
-            </w:pPr>
-          </w:p>
-        </w:tc>
-        <w:tc>
-          <w:tcPr>
-            <w:tcW w:w="1133" w:type="dxa"/>
-            <w:gridSpan w:val="2"/>
-          </w:tcPr>
-          <w:p>
-            <w:pPr>
-              <w:rPr>
-                <w:highlight w:val="lightGray"/>
-              </w:rPr>
-            </w:pPr>
-          </w:p>
-        </w:tc>
-        <w:tc>
-          <w:tcPr>
-            <w:tcW w:w="1052" w:type="dxa"/>
+            <w:tcW w:w="1148" w:type="dxa"/>
+            <w:gridSpan w:val="2"/>
+          </w:tcPr>
+          <w:p>
+            <w:pPr>
+              <w:rPr>
+                <w:highlight w:val="lightGray"/>
+              </w:rPr>
+            </w:pPr>
+          </w:p>
+        </w:tc>
+        <w:tc>
+          <w:tcPr>
+            <w:tcW w:w="1132" w:type="dxa"/>
+            <w:gridSpan w:val="2"/>
+          </w:tcPr>
+          <w:p>
+            <w:pPr>
+              <w:rPr>
+                <w:highlight w:val="lightGray"/>
+              </w:rPr>
+            </w:pPr>
+          </w:p>
+        </w:tc>
+        <w:tc>
+          <w:tcPr>
+            <w:tcW w:w="1070" w:type="dxa"/>
           </w:tcPr>
           <w:p>
             <w:pPr>
@@ -3566,7 +3555,7 @@
       <w:tr>
         <w:tc>
           <w:tcPr>
-            <w:tcW w:w="4198" w:type="dxa"/>
+            <w:tcW w:w="4182" w:type="dxa"/>
             <w:gridSpan w:val="2"/>
           </w:tcPr>
           <w:p>
@@ -3601,33 +3590,33 @@
         </w:tc>
         <w:tc>
           <w:tcPr>
-            <w:tcW w:w="1149" w:type="dxa"/>
-            <w:gridSpan w:val="2"/>
-          </w:tcPr>
-          <w:p>
-            <w:pPr>
-              <w:rPr>
-                <w:highlight w:val="lightGray"/>
-              </w:rPr>
-            </w:pPr>
-          </w:p>
-        </w:tc>
-        <w:tc>
-          <w:tcPr>
-            <w:tcW w:w="1133" w:type="dxa"/>
-            <w:gridSpan w:val="2"/>
-          </w:tcPr>
-          <w:p>
-            <w:pPr>
-              <w:rPr>
-                <w:highlight w:val="lightGray"/>
-              </w:rPr>
-            </w:pPr>
-          </w:p>
-        </w:tc>
-        <w:tc>
-          <w:tcPr>
-            <w:tcW w:w="1052" w:type="dxa"/>
+            <w:tcW w:w="1148" w:type="dxa"/>
+            <w:gridSpan w:val="2"/>
+          </w:tcPr>
+          <w:p>
+            <w:pPr>
+              <w:rPr>
+                <w:highlight w:val="lightGray"/>
+              </w:rPr>
+            </w:pPr>
+          </w:p>
+        </w:tc>
+        <w:tc>
+          <w:tcPr>
+            <w:tcW w:w="1132" w:type="dxa"/>
+            <w:gridSpan w:val="2"/>
+          </w:tcPr>
+          <w:p>
+            <w:pPr>
+              <w:rPr>
+                <w:highlight w:val="lightGray"/>
+              </w:rPr>
+            </w:pPr>
+          </w:p>
+        </w:tc>
+        <w:tc>
+          <w:tcPr>
+            <w:tcW w:w="1070" w:type="dxa"/>
           </w:tcPr>
           <w:p>
             <w:pPr>
@@ -3652,7 +3641,7 @@
       <w:tr>
         <w:tc>
           <w:tcPr>
-            <w:tcW w:w="4198" w:type="dxa"/>
+            <w:tcW w:w="4182" w:type="dxa"/>
             <w:gridSpan w:val="2"/>
           </w:tcPr>
           <w:p>
@@ -3700,33 +3689,33 @@
         </w:tc>
         <w:tc>
           <w:tcPr>
-            <w:tcW w:w="1149" w:type="dxa"/>
-            <w:gridSpan w:val="2"/>
-          </w:tcPr>
-          <w:p>
-            <w:pPr>
-              <w:rPr>
-                <w:highlight w:val="lightGray"/>
-              </w:rPr>
-            </w:pPr>
-          </w:p>
-        </w:tc>
-        <w:tc>
-          <w:tcPr>
-            <w:tcW w:w="1133" w:type="dxa"/>
-            <w:gridSpan w:val="2"/>
-          </w:tcPr>
-          <w:p>
-            <w:pPr>
-              <w:rPr>
-                <w:highlight w:val="lightGray"/>
-              </w:rPr>
-            </w:pPr>
-          </w:p>
-        </w:tc>
-        <w:tc>
-          <w:tcPr>
-            <w:tcW w:w="1052" w:type="dxa"/>
+            <w:tcW w:w="1148" w:type="dxa"/>
+            <w:gridSpan w:val="2"/>
+          </w:tcPr>
+          <w:p>
+            <w:pPr>
+              <w:rPr>
+                <w:highlight w:val="lightGray"/>
+              </w:rPr>
+            </w:pPr>
+          </w:p>
+        </w:tc>
+        <w:tc>
+          <w:tcPr>
+            <w:tcW w:w="1132" w:type="dxa"/>
+            <w:gridSpan w:val="2"/>
+          </w:tcPr>
+          <w:p>
+            <w:pPr>
+              <w:rPr>
+                <w:highlight w:val="lightGray"/>
+              </w:rPr>
+            </w:pPr>
+          </w:p>
+        </w:tc>
+        <w:tc>
+          <w:tcPr>
+            <w:tcW w:w="1070" w:type="dxa"/>
           </w:tcPr>
           <w:p>
             <w:pPr>
@@ -3749,7 +3738,7 @@
       <w:tr>
         <w:tc>
           <w:tcPr>
-            <w:tcW w:w="4198" w:type="dxa"/>
+            <w:tcW w:w="4182" w:type="dxa"/>
             <w:gridSpan w:val="2"/>
           </w:tcPr>
           <w:p>
@@ -3777,7 +3766,7 @@
         </w:tc>
         <w:tc>
           <w:tcPr>
-            <w:tcW w:w="1149" w:type="dxa"/>
+            <w:tcW w:w="1148" w:type="dxa"/>
             <w:gridSpan w:val="2"/>
           </w:tcPr>
           <w:p>
@@ -3791,7 +3780,7 @@
         </w:tc>
         <w:tc>
           <w:tcPr>
-            <w:tcW w:w="1133" w:type="dxa"/>
+            <w:tcW w:w="1132" w:type="dxa"/>
             <w:gridSpan w:val="2"/>
           </w:tcPr>
           <w:p>
@@ -3805,7 +3794,7 @@
         </w:tc>
         <w:tc>
           <w:tcPr>
-            <w:tcW w:w="1052" w:type="dxa"/>
+            <w:tcW w:w="1070" w:type="dxa"/>
           </w:tcPr>
           <w:p>
             <w:r>
@@ -3820,15 +3809,14 @@
       <w:tr>
         <w:tc>
           <w:tcPr>
-            <w:tcW w:w="4198" w:type="dxa"/>
-            <w:gridSpan w:val="2"/>
-          </w:tcPr>
-          <w:p>
-            <w:r>
-              <w:rPr>
-                <w:rFonts w:hint="eastAsia"/>
-              </w:rPr>
-              <w:lastRenderedPageBreak/>
+            <w:tcW w:w="4182" w:type="dxa"/>
+            <w:gridSpan w:val="2"/>
+          </w:tcPr>
+          <w:p>
+            <w:r>
+              <w:rPr>
+                <w:rFonts w:hint="eastAsia"/>
+              </w:rPr>
               <w:t>修改</w:t>
             </w:r>
             <w:proofErr w:type="spellStart"/>
@@ -3881,7 +3869,7 @@
         </w:tc>
         <w:tc>
           <w:tcPr>
-            <w:tcW w:w="1149" w:type="dxa"/>
+            <w:tcW w:w="1148" w:type="dxa"/>
             <w:gridSpan w:val="2"/>
           </w:tcPr>
           <w:p>
@@ -3900,7 +3888,7 @@
         </w:tc>
         <w:tc>
           <w:tcPr>
-            <w:tcW w:w="1133" w:type="dxa"/>
+            <w:tcW w:w="1132" w:type="dxa"/>
             <w:gridSpan w:val="2"/>
           </w:tcPr>
           <w:p>
@@ -3919,7 +3907,7 @@
         </w:tc>
         <w:tc>
           <w:tcPr>
-            <w:tcW w:w="1052" w:type="dxa"/>
+            <w:tcW w:w="1070" w:type="dxa"/>
           </w:tcPr>
           <w:p>
             <w:pPr>
@@ -3940,7 +3928,7 @@
       <w:tr>
         <w:tc>
           <w:tcPr>
-            <w:tcW w:w="4198" w:type="dxa"/>
+            <w:tcW w:w="4182" w:type="dxa"/>
             <w:gridSpan w:val="2"/>
           </w:tcPr>
           <w:p>
@@ -3968,7 +3956,7 @@
         </w:tc>
         <w:tc>
           <w:tcPr>
-            <w:tcW w:w="1149" w:type="dxa"/>
+            <w:tcW w:w="1148" w:type="dxa"/>
             <w:gridSpan w:val="2"/>
           </w:tcPr>
           <w:p>
@@ -3982,7 +3970,7 @@
         </w:tc>
         <w:tc>
           <w:tcPr>
-            <w:tcW w:w="1133" w:type="dxa"/>
+            <w:tcW w:w="1132" w:type="dxa"/>
             <w:gridSpan w:val="2"/>
           </w:tcPr>
           <w:p>
@@ -3996,7 +3984,7 @@
         </w:tc>
         <w:tc>
           <w:tcPr>
-            <w:tcW w:w="1052" w:type="dxa"/>
+            <w:tcW w:w="1070" w:type="dxa"/>
           </w:tcPr>
           <w:p>
             <w:pPr>
@@ -4014,7 +4002,7 @@
       <w:tr>
         <w:tc>
           <w:tcPr>
-            <w:tcW w:w="4198" w:type="dxa"/>
+            <w:tcW w:w="4182" w:type="dxa"/>
             <w:gridSpan w:val="2"/>
           </w:tcPr>
           <w:p>
@@ -4051,7 +4039,7 @@
         </w:tc>
         <w:tc>
           <w:tcPr>
-            <w:tcW w:w="1149" w:type="dxa"/>
+            <w:tcW w:w="1148" w:type="dxa"/>
             <w:gridSpan w:val="2"/>
           </w:tcPr>
           <w:p>
@@ -4065,7 +4053,7 @@
         </w:tc>
         <w:tc>
           <w:tcPr>
-            <w:tcW w:w="1133" w:type="dxa"/>
+            <w:tcW w:w="1132" w:type="dxa"/>
             <w:gridSpan w:val="2"/>
           </w:tcPr>
           <w:p>
@@ -4079,7 +4067,7 @@
         </w:tc>
         <w:tc>
           <w:tcPr>
-            <w:tcW w:w="1052" w:type="dxa"/>
+            <w:tcW w:w="1070" w:type="dxa"/>
           </w:tcPr>
           <w:p>
             <w:pPr>
@@ -4097,7 +4085,7 @@
       <w:tr>
         <w:tc>
           <w:tcPr>
-            <w:tcW w:w="4198" w:type="dxa"/>
+            <w:tcW w:w="4182" w:type="dxa"/>
             <w:gridSpan w:val="2"/>
           </w:tcPr>
           <w:p>
@@ -4152,7 +4140,7 @@
         </w:tc>
         <w:tc>
           <w:tcPr>
-            <w:tcW w:w="1149" w:type="dxa"/>
+            <w:tcW w:w="1148" w:type="dxa"/>
             <w:gridSpan w:val="2"/>
           </w:tcPr>
           <w:p>
@@ -4166,7 +4154,7 @@
         </w:tc>
         <w:tc>
           <w:tcPr>
-            <w:tcW w:w="1133" w:type="dxa"/>
+            <w:tcW w:w="1132" w:type="dxa"/>
             <w:gridSpan w:val="2"/>
           </w:tcPr>
           <w:p>
@@ -4180,7 +4168,7 @@
         </w:tc>
         <w:tc>
           <w:tcPr>
-            <w:tcW w:w="1052" w:type="dxa"/>
+            <w:tcW w:w="1070" w:type="dxa"/>
           </w:tcPr>
           <w:p>
             <w:pPr>
@@ -4198,11 +4186,12 @@
       <w:tr>
         <w:tc>
           <w:tcPr>
-            <w:tcW w:w="4198" w:type="dxa"/>
-            <w:gridSpan w:val="2"/>
-          </w:tcPr>
-          <w:p>
-            <w:r>
+            <w:tcW w:w="4182" w:type="dxa"/>
+            <w:gridSpan w:val="2"/>
+          </w:tcPr>
+          <w:p>
+            <w:r>
+              <w:lastRenderedPageBreak/>
               <w:t>P</w:t>
             </w:r>
             <w:r>
@@ -4235,7 +4224,7 @@
         </w:tc>
         <w:tc>
           <w:tcPr>
-            <w:tcW w:w="1149" w:type="dxa"/>
+            <w:tcW w:w="1148" w:type="dxa"/>
             <w:gridSpan w:val="2"/>
           </w:tcPr>
           <w:p>
@@ -4249,7 +4238,7 @@
         </w:tc>
         <w:tc>
           <w:tcPr>
-            <w:tcW w:w="1133" w:type="dxa"/>
+            <w:tcW w:w="1132" w:type="dxa"/>
             <w:gridSpan w:val="2"/>
           </w:tcPr>
           <w:p>
@@ -4263,7 +4252,7 @@
         </w:tc>
         <w:tc>
           <w:tcPr>
-            <w:tcW w:w="1052" w:type="dxa"/>
+            <w:tcW w:w="1070" w:type="dxa"/>
           </w:tcPr>
           <w:p>
             <w:pPr>
@@ -4281,7 +4270,7 @@
       <w:tr>
         <w:tc>
           <w:tcPr>
-            <w:tcW w:w="4198" w:type="dxa"/>
+            <w:tcW w:w="4182" w:type="dxa"/>
             <w:gridSpan w:val="2"/>
           </w:tcPr>
           <w:p>
@@ -4343,7 +4332,7 @@
         </w:tc>
         <w:tc>
           <w:tcPr>
-            <w:tcW w:w="1149" w:type="dxa"/>
+            <w:tcW w:w="1148" w:type="dxa"/>
             <w:gridSpan w:val="2"/>
           </w:tcPr>
           <w:p>
@@ -4357,7 +4346,7 @@
         </w:tc>
         <w:tc>
           <w:tcPr>
-            <w:tcW w:w="1133" w:type="dxa"/>
+            <w:tcW w:w="1132" w:type="dxa"/>
             <w:gridSpan w:val="2"/>
           </w:tcPr>
           <w:p>
@@ -4371,7 +4360,7 @@
         </w:tc>
         <w:tc>
           <w:tcPr>
-            <w:tcW w:w="1052" w:type="dxa"/>
+            <w:tcW w:w="1070" w:type="dxa"/>
           </w:tcPr>
           <w:p>
             <w:r>
@@ -4386,7 +4375,7 @@
       <w:tr>
         <w:tc>
           <w:tcPr>
-            <w:tcW w:w="4198" w:type="dxa"/>
+            <w:tcW w:w="4182" w:type="dxa"/>
             <w:gridSpan w:val="2"/>
           </w:tcPr>
           <w:p>
@@ -4433,7 +4422,7 @@
         </w:tc>
         <w:tc>
           <w:tcPr>
-            <w:tcW w:w="1149" w:type="dxa"/>
+            <w:tcW w:w="1148" w:type="dxa"/>
             <w:gridSpan w:val="2"/>
           </w:tcPr>
           <w:p>
@@ -4453,20 +4442,20 @@
         </w:tc>
         <w:tc>
           <w:tcPr>
-            <w:tcW w:w="1133" w:type="dxa"/>
-            <w:gridSpan w:val="2"/>
-          </w:tcPr>
-          <w:p>
-            <w:pPr>
-              <w:rPr>
-                <w:highlight w:val="lightGray"/>
-              </w:rPr>
-            </w:pPr>
-          </w:p>
-        </w:tc>
-        <w:tc>
-          <w:tcPr>
-            <w:tcW w:w="1052" w:type="dxa"/>
+            <w:tcW w:w="1132" w:type="dxa"/>
+            <w:gridSpan w:val="2"/>
+          </w:tcPr>
+          <w:p>
+            <w:pPr>
+              <w:rPr>
+                <w:highlight w:val="lightGray"/>
+              </w:rPr>
+            </w:pPr>
+          </w:p>
+        </w:tc>
+        <w:tc>
+          <w:tcPr>
+            <w:tcW w:w="1070" w:type="dxa"/>
           </w:tcPr>
           <w:p>
             <w:pPr>
@@ -4487,7 +4476,7 @@
       <w:tr>
         <w:tc>
           <w:tcPr>
-            <w:tcW w:w="4198" w:type="dxa"/>
+            <w:tcW w:w="4182" w:type="dxa"/>
             <w:gridSpan w:val="2"/>
           </w:tcPr>
           <w:p>
@@ -4543,7 +4532,7 @@
         </w:tc>
         <w:tc>
           <w:tcPr>
-            <w:tcW w:w="1149" w:type="dxa"/>
+            <w:tcW w:w="1148" w:type="dxa"/>
             <w:gridSpan w:val="2"/>
           </w:tcPr>
           <w:p>
@@ -4563,20 +4552,20 @@
         </w:tc>
         <w:tc>
           <w:tcPr>
-            <w:tcW w:w="1133" w:type="dxa"/>
-            <w:gridSpan w:val="2"/>
-          </w:tcPr>
-          <w:p>
-            <w:pPr>
-              <w:rPr>
-                <w:highlight w:val="lightGray"/>
-              </w:rPr>
-            </w:pPr>
-          </w:p>
-        </w:tc>
-        <w:tc>
-          <w:tcPr>
-            <w:tcW w:w="1052" w:type="dxa"/>
+            <w:tcW w:w="1132" w:type="dxa"/>
+            <w:gridSpan w:val="2"/>
+          </w:tcPr>
+          <w:p>
+            <w:pPr>
+              <w:rPr>
+                <w:highlight w:val="lightGray"/>
+              </w:rPr>
+            </w:pPr>
+          </w:p>
+        </w:tc>
+        <w:tc>
+          <w:tcPr>
+            <w:tcW w:w="1070" w:type="dxa"/>
           </w:tcPr>
           <w:p>
             <w:pPr>
@@ -4597,7 +4586,7 @@
       <w:tr>
         <w:tc>
           <w:tcPr>
-            <w:tcW w:w="4198" w:type="dxa"/>
+            <w:tcW w:w="4182" w:type="dxa"/>
             <w:gridSpan w:val="2"/>
           </w:tcPr>
           <w:p>
@@ -4653,7 +4642,7 @@
         </w:tc>
         <w:tc>
           <w:tcPr>
-            <w:tcW w:w="1149" w:type="dxa"/>
+            <w:tcW w:w="1148" w:type="dxa"/>
             <w:gridSpan w:val="2"/>
           </w:tcPr>
           <w:p>
@@ -4673,20 +4662,20 @@
         </w:tc>
         <w:tc>
           <w:tcPr>
-            <w:tcW w:w="1133" w:type="dxa"/>
-            <w:gridSpan w:val="2"/>
-          </w:tcPr>
-          <w:p>
-            <w:pPr>
-              <w:rPr>
-                <w:highlight w:val="lightGray"/>
-              </w:rPr>
-            </w:pPr>
-          </w:p>
-        </w:tc>
-        <w:tc>
-          <w:tcPr>
-            <w:tcW w:w="1052" w:type="dxa"/>
+            <w:tcW w:w="1132" w:type="dxa"/>
+            <w:gridSpan w:val="2"/>
+          </w:tcPr>
+          <w:p>
+            <w:pPr>
+              <w:rPr>
+                <w:highlight w:val="lightGray"/>
+              </w:rPr>
+            </w:pPr>
+          </w:p>
+        </w:tc>
+        <w:tc>
+          <w:tcPr>
+            <w:tcW w:w="1070" w:type="dxa"/>
           </w:tcPr>
           <w:p>
             <w:pPr>
@@ -4707,7 +4696,7 @@
       <w:tr>
         <w:tc>
           <w:tcPr>
-            <w:tcW w:w="4198" w:type="dxa"/>
+            <w:tcW w:w="4182" w:type="dxa"/>
             <w:gridSpan w:val="2"/>
           </w:tcPr>
           <w:p>
@@ -4760,7 +4749,7 @@
         </w:tc>
         <w:tc>
           <w:tcPr>
-            <w:tcW w:w="1149" w:type="dxa"/>
+            <w:tcW w:w="1148" w:type="dxa"/>
             <w:gridSpan w:val="2"/>
           </w:tcPr>
           <w:p>
@@ -4780,20 +4769,20 @@
         </w:tc>
         <w:tc>
           <w:tcPr>
-            <w:tcW w:w="1133" w:type="dxa"/>
-            <w:gridSpan w:val="2"/>
-          </w:tcPr>
-          <w:p>
-            <w:pPr>
-              <w:rPr>
-                <w:highlight w:val="lightGray"/>
-              </w:rPr>
-            </w:pPr>
-          </w:p>
-        </w:tc>
-        <w:tc>
-          <w:tcPr>
-            <w:tcW w:w="1052" w:type="dxa"/>
+            <w:tcW w:w="1132" w:type="dxa"/>
+            <w:gridSpan w:val="2"/>
+          </w:tcPr>
+          <w:p>
+            <w:pPr>
+              <w:rPr>
+                <w:highlight w:val="lightGray"/>
+              </w:rPr>
+            </w:pPr>
+          </w:p>
+        </w:tc>
+        <w:tc>
+          <w:tcPr>
+            <w:tcW w:w="1070" w:type="dxa"/>
           </w:tcPr>
           <w:p>
             <w:pPr>
@@ -4814,7 +4803,7 @@
       <w:tr>
         <w:tc>
           <w:tcPr>
-            <w:tcW w:w="4198" w:type="dxa"/>
+            <w:tcW w:w="4182" w:type="dxa"/>
             <w:gridSpan w:val="2"/>
           </w:tcPr>
           <w:p>
@@ -4862,7 +4851,7 @@
         </w:tc>
         <w:tc>
           <w:tcPr>
-            <w:tcW w:w="1149" w:type="dxa"/>
+            <w:tcW w:w="1148" w:type="dxa"/>
             <w:gridSpan w:val="2"/>
           </w:tcPr>
           <w:p>
@@ -4882,20 +4871,20 @@
         </w:tc>
         <w:tc>
           <w:tcPr>
-            <w:tcW w:w="1133" w:type="dxa"/>
-            <w:gridSpan w:val="2"/>
-          </w:tcPr>
-          <w:p>
-            <w:pPr>
-              <w:rPr>
-                <w:highlight w:val="lightGray"/>
-              </w:rPr>
-            </w:pPr>
-          </w:p>
-        </w:tc>
-        <w:tc>
-          <w:tcPr>
-            <w:tcW w:w="1052" w:type="dxa"/>
+            <w:tcW w:w="1132" w:type="dxa"/>
+            <w:gridSpan w:val="2"/>
+          </w:tcPr>
+          <w:p>
+            <w:pPr>
+              <w:rPr>
+                <w:highlight w:val="lightGray"/>
+              </w:rPr>
+            </w:pPr>
+          </w:p>
+        </w:tc>
+        <w:tc>
+          <w:tcPr>
+            <w:tcW w:w="1070" w:type="dxa"/>
           </w:tcPr>
           <w:p>
             <w:pPr>
@@ -4916,7 +4905,7 @@
       <w:tr>
         <w:tc>
           <w:tcPr>
-            <w:tcW w:w="4198" w:type="dxa"/>
+            <w:tcW w:w="4182" w:type="dxa"/>
             <w:gridSpan w:val="2"/>
           </w:tcPr>
           <w:p>
@@ -4969,7 +4958,7 @@
         </w:tc>
         <w:tc>
           <w:tcPr>
-            <w:tcW w:w="1149" w:type="dxa"/>
+            <w:tcW w:w="1148" w:type="dxa"/>
             <w:gridSpan w:val="2"/>
           </w:tcPr>
           <w:p>
@@ -4989,20 +4978,20 @@
         </w:tc>
         <w:tc>
           <w:tcPr>
-            <w:tcW w:w="1133" w:type="dxa"/>
-            <w:gridSpan w:val="2"/>
-          </w:tcPr>
-          <w:p>
-            <w:pPr>
-              <w:rPr>
-                <w:highlight w:val="lightGray"/>
-              </w:rPr>
-            </w:pPr>
-          </w:p>
-        </w:tc>
-        <w:tc>
-          <w:tcPr>
-            <w:tcW w:w="1052" w:type="dxa"/>
+            <w:tcW w:w="1132" w:type="dxa"/>
+            <w:gridSpan w:val="2"/>
+          </w:tcPr>
+          <w:p>
+            <w:pPr>
+              <w:rPr>
+                <w:highlight w:val="lightGray"/>
+              </w:rPr>
+            </w:pPr>
+          </w:p>
+        </w:tc>
+        <w:tc>
+          <w:tcPr>
+            <w:tcW w:w="1070" w:type="dxa"/>
           </w:tcPr>
           <w:p>
             <w:pPr>
@@ -5023,7 +5012,7 @@
       <w:tr>
         <w:tc>
           <w:tcPr>
-            <w:tcW w:w="4198" w:type="dxa"/>
+            <w:tcW w:w="4182" w:type="dxa"/>
             <w:gridSpan w:val="2"/>
           </w:tcPr>
           <w:p>
@@ -5070,7 +5059,7 @@
         </w:tc>
         <w:tc>
           <w:tcPr>
-            <w:tcW w:w="1149" w:type="dxa"/>
+            <w:tcW w:w="1148" w:type="dxa"/>
             <w:gridSpan w:val="2"/>
           </w:tcPr>
           <w:p>
@@ -5090,20 +5079,20 @@
         </w:tc>
         <w:tc>
           <w:tcPr>
-            <w:tcW w:w="1133" w:type="dxa"/>
-            <w:gridSpan w:val="2"/>
-          </w:tcPr>
-          <w:p>
-            <w:pPr>
-              <w:rPr>
-                <w:highlight w:val="lightGray"/>
-              </w:rPr>
-            </w:pPr>
-          </w:p>
-        </w:tc>
-        <w:tc>
-          <w:tcPr>
-            <w:tcW w:w="1052" w:type="dxa"/>
+            <w:tcW w:w="1132" w:type="dxa"/>
+            <w:gridSpan w:val="2"/>
+          </w:tcPr>
+          <w:p>
+            <w:pPr>
+              <w:rPr>
+                <w:highlight w:val="lightGray"/>
+              </w:rPr>
+            </w:pPr>
+          </w:p>
+        </w:tc>
+        <w:tc>
+          <w:tcPr>
+            <w:tcW w:w="1070" w:type="dxa"/>
           </w:tcPr>
           <w:p>
             <w:pPr>
@@ -5124,7 +5113,7 @@
       <w:tr>
         <w:tc>
           <w:tcPr>
-            <w:tcW w:w="4198" w:type="dxa"/>
+            <w:tcW w:w="4182" w:type="dxa"/>
             <w:gridSpan w:val="2"/>
           </w:tcPr>
           <w:p>
@@ -5179,7 +5168,7 @@
         </w:tc>
         <w:tc>
           <w:tcPr>
-            <w:tcW w:w="1149" w:type="dxa"/>
+            <w:tcW w:w="1148" w:type="dxa"/>
             <w:gridSpan w:val="2"/>
           </w:tcPr>
           <w:p>
@@ -5199,20 +5188,20 @@
         </w:tc>
         <w:tc>
           <w:tcPr>
-            <w:tcW w:w="1133" w:type="dxa"/>
-            <w:gridSpan w:val="2"/>
-          </w:tcPr>
-          <w:p>
-            <w:pPr>
-              <w:rPr>
-                <w:highlight w:val="lightGray"/>
-              </w:rPr>
-            </w:pPr>
-          </w:p>
-        </w:tc>
-        <w:tc>
-          <w:tcPr>
-            <w:tcW w:w="1052" w:type="dxa"/>
+            <w:tcW w:w="1132" w:type="dxa"/>
+            <w:gridSpan w:val="2"/>
+          </w:tcPr>
+          <w:p>
+            <w:pPr>
+              <w:rPr>
+                <w:highlight w:val="lightGray"/>
+              </w:rPr>
+            </w:pPr>
+          </w:p>
+        </w:tc>
+        <w:tc>
+          <w:tcPr>
+            <w:tcW w:w="1070" w:type="dxa"/>
           </w:tcPr>
           <w:p>
             <w:pPr>
@@ -5233,7 +5222,7 @@
       <w:tr>
         <w:tc>
           <w:tcPr>
-            <w:tcW w:w="4198" w:type="dxa"/>
+            <w:tcW w:w="4182" w:type="dxa"/>
             <w:gridSpan w:val="2"/>
           </w:tcPr>
           <w:p>
@@ -5273,7 +5262,7 @@
         </w:tc>
         <w:tc>
           <w:tcPr>
-            <w:tcW w:w="1149" w:type="dxa"/>
+            <w:tcW w:w="1148" w:type="dxa"/>
             <w:gridSpan w:val="2"/>
           </w:tcPr>
           <w:p>
@@ -5293,20 +5282,20 @@
         </w:tc>
         <w:tc>
           <w:tcPr>
-            <w:tcW w:w="1133" w:type="dxa"/>
-            <w:gridSpan w:val="2"/>
-          </w:tcPr>
-          <w:p>
-            <w:pPr>
-              <w:rPr>
-                <w:highlight w:val="lightGray"/>
-              </w:rPr>
-            </w:pPr>
-          </w:p>
-        </w:tc>
-        <w:tc>
-          <w:tcPr>
-            <w:tcW w:w="1052" w:type="dxa"/>
+            <w:tcW w:w="1132" w:type="dxa"/>
+            <w:gridSpan w:val="2"/>
+          </w:tcPr>
+          <w:p>
+            <w:pPr>
+              <w:rPr>
+                <w:highlight w:val="lightGray"/>
+              </w:rPr>
+            </w:pPr>
+          </w:p>
+        </w:tc>
+        <w:tc>
+          <w:tcPr>
+            <w:tcW w:w="1070" w:type="dxa"/>
           </w:tcPr>
           <w:p>
             <w:pPr>
@@ -5327,7 +5316,7 @@
       <w:tr>
         <w:tc>
           <w:tcPr>
-            <w:tcW w:w="4198" w:type="dxa"/>
+            <w:tcW w:w="4182" w:type="dxa"/>
             <w:gridSpan w:val="2"/>
           </w:tcPr>
           <w:p>
@@ -5380,7 +5369,7 @@
         </w:tc>
         <w:tc>
           <w:tcPr>
-            <w:tcW w:w="1149" w:type="dxa"/>
+            <w:tcW w:w="1148" w:type="dxa"/>
             <w:gridSpan w:val="2"/>
           </w:tcPr>
           <w:p>
@@ -5400,20 +5389,20 @@
         </w:tc>
         <w:tc>
           <w:tcPr>
-            <w:tcW w:w="1133" w:type="dxa"/>
-            <w:gridSpan w:val="2"/>
-          </w:tcPr>
-          <w:p>
-            <w:pPr>
-              <w:rPr>
-                <w:highlight w:val="lightGray"/>
-              </w:rPr>
-            </w:pPr>
-          </w:p>
-        </w:tc>
-        <w:tc>
-          <w:tcPr>
-            <w:tcW w:w="1052" w:type="dxa"/>
+            <w:tcW w:w="1132" w:type="dxa"/>
+            <w:gridSpan w:val="2"/>
+          </w:tcPr>
+          <w:p>
+            <w:pPr>
+              <w:rPr>
+                <w:highlight w:val="lightGray"/>
+              </w:rPr>
+            </w:pPr>
+          </w:p>
+        </w:tc>
+        <w:tc>
+          <w:tcPr>
+            <w:tcW w:w="1070" w:type="dxa"/>
           </w:tcPr>
           <w:p>
             <w:pPr>
@@ -5435,7 +5424,7 @@
       <w:tr>
         <w:tc>
           <w:tcPr>
-            <w:tcW w:w="4198" w:type="dxa"/>
+            <w:tcW w:w="4182" w:type="dxa"/>
             <w:gridSpan w:val="2"/>
           </w:tcPr>
           <w:p>
@@ -5482,7 +5471,7 @@
         </w:tc>
         <w:tc>
           <w:tcPr>
-            <w:tcW w:w="1149" w:type="dxa"/>
+            <w:tcW w:w="1148" w:type="dxa"/>
             <w:gridSpan w:val="2"/>
           </w:tcPr>
           <w:p>
@@ -5502,20 +5491,20 @@
         </w:tc>
         <w:tc>
           <w:tcPr>
-            <w:tcW w:w="1133" w:type="dxa"/>
-            <w:gridSpan w:val="2"/>
-          </w:tcPr>
-          <w:p>
-            <w:pPr>
-              <w:rPr>
-                <w:highlight w:val="lightGray"/>
-              </w:rPr>
-            </w:pPr>
-          </w:p>
-        </w:tc>
-        <w:tc>
-          <w:tcPr>
-            <w:tcW w:w="1052" w:type="dxa"/>
+            <w:tcW w:w="1132" w:type="dxa"/>
+            <w:gridSpan w:val="2"/>
+          </w:tcPr>
+          <w:p>
+            <w:pPr>
+              <w:rPr>
+                <w:highlight w:val="lightGray"/>
+              </w:rPr>
+            </w:pPr>
+          </w:p>
+        </w:tc>
+        <w:tc>
+          <w:tcPr>
+            <w:tcW w:w="1070" w:type="dxa"/>
           </w:tcPr>
           <w:p>
             <w:pPr>
@@ -5537,7 +5526,7 @@
       <w:tr>
         <w:tc>
           <w:tcPr>
-            <w:tcW w:w="4198" w:type="dxa"/>
+            <w:tcW w:w="4182" w:type="dxa"/>
             <w:gridSpan w:val="2"/>
           </w:tcPr>
           <w:p>
@@ -5590,7 +5579,7 @@
         </w:tc>
         <w:tc>
           <w:tcPr>
-            <w:tcW w:w="1149" w:type="dxa"/>
+            <w:tcW w:w="1148" w:type="dxa"/>
             <w:gridSpan w:val="2"/>
           </w:tcPr>
           <w:p>
@@ -5610,20 +5599,20 @@
         </w:tc>
         <w:tc>
           <w:tcPr>
-            <w:tcW w:w="1133" w:type="dxa"/>
-            <w:gridSpan w:val="2"/>
-          </w:tcPr>
-          <w:p>
-            <w:pPr>
-              <w:rPr>
-                <w:highlight w:val="lightGray"/>
-              </w:rPr>
-            </w:pPr>
-          </w:p>
-        </w:tc>
-        <w:tc>
-          <w:tcPr>
-            <w:tcW w:w="1052" w:type="dxa"/>
+            <w:tcW w:w="1132" w:type="dxa"/>
+            <w:gridSpan w:val="2"/>
+          </w:tcPr>
+          <w:p>
+            <w:pPr>
+              <w:rPr>
+                <w:highlight w:val="lightGray"/>
+              </w:rPr>
+            </w:pPr>
+          </w:p>
+        </w:tc>
+        <w:tc>
+          <w:tcPr>
+            <w:tcW w:w="1070" w:type="dxa"/>
           </w:tcPr>
           <w:p>
             <w:pPr>
@@ -5645,7 +5634,7 @@
       <w:tr>
         <w:tc>
           <w:tcPr>
-            <w:tcW w:w="4198" w:type="dxa"/>
+            <w:tcW w:w="4182" w:type="dxa"/>
             <w:gridSpan w:val="2"/>
           </w:tcPr>
           <w:p>
@@ -5706,7 +5695,7 @@
         </w:tc>
         <w:tc>
           <w:tcPr>
-            <w:tcW w:w="1149" w:type="dxa"/>
+            <w:tcW w:w="1148" w:type="dxa"/>
             <w:gridSpan w:val="2"/>
           </w:tcPr>
           <w:p>
@@ -5726,20 +5715,20 @@
         </w:tc>
         <w:tc>
           <w:tcPr>
-            <w:tcW w:w="1133" w:type="dxa"/>
-            <w:gridSpan w:val="2"/>
-          </w:tcPr>
-          <w:p>
-            <w:pPr>
-              <w:rPr>
-                <w:highlight w:val="lightGray"/>
-              </w:rPr>
-            </w:pPr>
-          </w:p>
-        </w:tc>
-        <w:tc>
-          <w:tcPr>
-            <w:tcW w:w="1052" w:type="dxa"/>
+            <w:tcW w:w="1132" w:type="dxa"/>
+            <w:gridSpan w:val="2"/>
+          </w:tcPr>
+          <w:p>
+            <w:pPr>
+              <w:rPr>
+                <w:highlight w:val="lightGray"/>
+              </w:rPr>
+            </w:pPr>
+          </w:p>
+        </w:tc>
+        <w:tc>
+          <w:tcPr>
+            <w:tcW w:w="1070" w:type="dxa"/>
           </w:tcPr>
           <w:p>
             <w:pPr>
@@ -5760,7 +5749,7 @@
       <w:tr>
         <w:tc>
           <w:tcPr>
-            <w:tcW w:w="3647" w:type="dxa"/>
+            <w:tcW w:w="3649" w:type="dxa"/>
           </w:tcPr>
           <w:p>
             <w:pPr>
@@ -5788,7 +5777,7 @@
         </w:tc>
         <w:tc>
           <w:tcPr>
-            <w:tcW w:w="990" w:type="dxa"/>
+            <w:tcW w:w="991" w:type="dxa"/>
             <w:gridSpan w:val="2"/>
           </w:tcPr>
           <w:p>
@@ -5828,7 +5817,7 @@
         </w:tc>
         <w:tc>
           <w:tcPr>
-            <w:tcW w:w="1021" w:type="dxa"/>
+            <w:tcW w:w="1020" w:type="dxa"/>
             <w:gridSpan w:val="2"/>
           </w:tcPr>
           <w:p>
@@ -5848,7 +5837,7 @@
         </w:tc>
         <w:tc>
           <w:tcPr>
-            <w:tcW w:w="1822" w:type="dxa"/>
+            <w:tcW w:w="1820" w:type="dxa"/>
             <w:gridSpan w:val="2"/>
           </w:tcPr>
           <w:p>
@@ -5863,7 +5852,7 @@
       <w:tr>
         <w:tc>
           <w:tcPr>
-            <w:tcW w:w="3647" w:type="dxa"/>
+            <w:tcW w:w="3649" w:type="dxa"/>
           </w:tcPr>
           <w:p>
             <w:pPr>
@@ -5889,7 +5878,7 @@
         </w:tc>
         <w:tc>
           <w:tcPr>
-            <w:tcW w:w="990" w:type="dxa"/>
+            <w:tcW w:w="991" w:type="dxa"/>
             <w:gridSpan w:val="2"/>
           </w:tcPr>
           <w:p>
@@ -5929,20 +5918,20 @@
         </w:tc>
         <w:tc>
           <w:tcPr>
-            <w:tcW w:w="1021" w:type="dxa"/>
-            <w:gridSpan w:val="2"/>
-          </w:tcPr>
-          <w:p>
-            <w:pPr>
-              <w:rPr>
-                <w:color w:val="D9D9D9" w:themeColor="background1" w:themeShade="D9"/>
-              </w:rPr>
-            </w:pPr>
-          </w:p>
-        </w:tc>
-        <w:tc>
-          <w:tcPr>
-            <w:tcW w:w="1822" w:type="dxa"/>
+            <w:tcW w:w="1020" w:type="dxa"/>
+            <w:gridSpan w:val="2"/>
+          </w:tcPr>
+          <w:p>
+            <w:pPr>
+              <w:rPr>
+                <w:color w:val="D9D9D9" w:themeColor="background1" w:themeShade="D9"/>
+              </w:rPr>
+            </w:pPr>
+          </w:p>
+        </w:tc>
+        <w:tc>
+          <w:tcPr>
+            <w:tcW w:w="1820" w:type="dxa"/>
             <w:gridSpan w:val="2"/>
           </w:tcPr>
           <w:p>
@@ -5957,7 +5946,7 @@
       <w:tr>
         <w:tc>
           <w:tcPr>
-            <w:tcW w:w="3647" w:type="dxa"/>
+            <w:tcW w:w="3649" w:type="dxa"/>
           </w:tcPr>
           <w:p>
             <w:pPr>
@@ -5978,7 +5967,7 @@
         </w:tc>
         <w:tc>
           <w:tcPr>
-            <w:tcW w:w="990" w:type="dxa"/>
+            <w:tcW w:w="991" w:type="dxa"/>
             <w:gridSpan w:val="2"/>
           </w:tcPr>
           <w:p>
@@ -6018,20 +6007,20 @@
         </w:tc>
         <w:tc>
           <w:tcPr>
-            <w:tcW w:w="1021" w:type="dxa"/>
-            <w:gridSpan w:val="2"/>
-          </w:tcPr>
-          <w:p>
-            <w:pPr>
-              <w:rPr>
-                <w:color w:val="D9D9D9" w:themeColor="background1" w:themeShade="D9"/>
-              </w:rPr>
-            </w:pPr>
-          </w:p>
-        </w:tc>
-        <w:tc>
-          <w:tcPr>
-            <w:tcW w:w="1822" w:type="dxa"/>
+            <w:tcW w:w="1020" w:type="dxa"/>
+            <w:gridSpan w:val="2"/>
+          </w:tcPr>
+          <w:p>
+            <w:pPr>
+              <w:rPr>
+                <w:color w:val="D9D9D9" w:themeColor="background1" w:themeShade="D9"/>
+              </w:rPr>
+            </w:pPr>
+          </w:p>
+        </w:tc>
+        <w:tc>
+          <w:tcPr>
+            <w:tcW w:w="1820" w:type="dxa"/>
             <w:gridSpan w:val="2"/>
           </w:tcPr>
           <w:p>
@@ -6134,7 +6123,7 @@
       <w:tr>
         <w:tc>
           <w:tcPr>
-            <w:tcW w:w="3647" w:type="dxa"/>
+            <w:tcW w:w="3649" w:type="dxa"/>
           </w:tcPr>
           <w:p>
             <w:pPr>
@@ -6175,7 +6164,7 @@
         </w:tc>
         <w:tc>
           <w:tcPr>
-            <w:tcW w:w="990" w:type="dxa"/>
+            <w:tcW w:w="991" w:type="dxa"/>
             <w:gridSpan w:val="2"/>
           </w:tcPr>
           <w:p>
@@ -6215,20 +6204,20 @@
         </w:tc>
         <w:tc>
           <w:tcPr>
-            <w:tcW w:w="1021" w:type="dxa"/>
-            <w:gridSpan w:val="2"/>
-          </w:tcPr>
-          <w:p>
-            <w:pPr>
-              <w:rPr>
-                <w:color w:val="D9D9D9" w:themeColor="background1" w:themeShade="D9"/>
-              </w:rPr>
-            </w:pPr>
-          </w:p>
-        </w:tc>
-        <w:tc>
-          <w:tcPr>
-            <w:tcW w:w="1822" w:type="dxa"/>
+            <w:tcW w:w="1020" w:type="dxa"/>
+            <w:gridSpan w:val="2"/>
+          </w:tcPr>
+          <w:p>
+            <w:pPr>
+              <w:rPr>
+                <w:color w:val="D9D9D9" w:themeColor="background1" w:themeShade="D9"/>
+              </w:rPr>
+            </w:pPr>
+          </w:p>
+        </w:tc>
+        <w:tc>
+          <w:tcPr>
+            <w:tcW w:w="1820" w:type="dxa"/>
             <w:gridSpan w:val="2"/>
           </w:tcPr>
           <w:p>
@@ -6243,7 +6232,7 @@
       <w:tr>
         <w:tc>
           <w:tcPr>
-            <w:tcW w:w="3647" w:type="dxa"/>
+            <w:tcW w:w="3649" w:type="dxa"/>
           </w:tcPr>
           <w:p>
             <w:pPr>
@@ -6269,7 +6258,7 @@
         </w:tc>
         <w:tc>
           <w:tcPr>
-            <w:tcW w:w="990" w:type="dxa"/>
+            <w:tcW w:w="991" w:type="dxa"/>
             <w:gridSpan w:val="2"/>
           </w:tcPr>
           <w:p>
@@ -6309,20 +6298,20 @@
         </w:tc>
         <w:tc>
           <w:tcPr>
-            <w:tcW w:w="1021" w:type="dxa"/>
-            <w:gridSpan w:val="2"/>
-          </w:tcPr>
-          <w:p>
-            <w:pPr>
-              <w:rPr>
-                <w:color w:val="D9D9D9" w:themeColor="background1" w:themeShade="D9"/>
-              </w:rPr>
-            </w:pPr>
-          </w:p>
-        </w:tc>
-        <w:tc>
-          <w:tcPr>
-            <w:tcW w:w="1822" w:type="dxa"/>
+            <w:tcW w:w="1020" w:type="dxa"/>
+            <w:gridSpan w:val="2"/>
+          </w:tcPr>
+          <w:p>
+            <w:pPr>
+              <w:rPr>
+                <w:color w:val="D9D9D9" w:themeColor="background1" w:themeShade="D9"/>
+              </w:rPr>
+            </w:pPr>
+          </w:p>
+        </w:tc>
+        <w:tc>
+          <w:tcPr>
+            <w:tcW w:w="1820" w:type="dxa"/>
             <w:gridSpan w:val="2"/>
           </w:tcPr>
           <w:p>
@@ -6338,7 +6327,7 @@
       <w:tr>
         <w:tc>
           <w:tcPr>
-            <w:tcW w:w="3647" w:type="dxa"/>
+            <w:tcW w:w="3649" w:type="dxa"/>
           </w:tcPr>
           <w:p>
             <w:pPr>
@@ -6387,7 +6376,7 @@
         </w:tc>
         <w:tc>
           <w:tcPr>
-            <w:tcW w:w="990" w:type="dxa"/>
+            <w:tcW w:w="991" w:type="dxa"/>
             <w:gridSpan w:val="2"/>
           </w:tcPr>
           <w:p>
@@ -6427,20 +6416,20 @@
         </w:tc>
         <w:tc>
           <w:tcPr>
-            <w:tcW w:w="1021" w:type="dxa"/>
-            <w:gridSpan w:val="2"/>
-          </w:tcPr>
-          <w:p>
-            <w:pPr>
-              <w:rPr>
-                <w:color w:val="D9D9D9" w:themeColor="background1" w:themeShade="D9"/>
-              </w:rPr>
-            </w:pPr>
-          </w:p>
-        </w:tc>
-        <w:tc>
-          <w:tcPr>
-            <w:tcW w:w="1822" w:type="dxa"/>
+            <w:tcW w:w="1020" w:type="dxa"/>
+            <w:gridSpan w:val="2"/>
+          </w:tcPr>
+          <w:p>
+            <w:pPr>
+              <w:rPr>
+                <w:color w:val="D9D9D9" w:themeColor="background1" w:themeShade="D9"/>
+              </w:rPr>
+            </w:pPr>
+          </w:p>
+        </w:tc>
+        <w:tc>
+          <w:tcPr>
+            <w:tcW w:w="1820" w:type="dxa"/>
             <w:gridSpan w:val="2"/>
           </w:tcPr>
           <w:p>
@@ -6469,7 +6458,7 @@
       <w:tr>
         <w:tc>
           <w:tcPr>
-            <w:tcW w:w="3647" w:type="dxa"/>
+            <w:tcW w:w="3649" w:type="dxa"/>
           </w:tcPr>
           <w:p>
             <w:pPr>
@@ -6495,7 +6484,7 @@
         </w:tc>
         <w:tc>
           <w:tcPr>
-            <w:tcW w:w="990" w:type="dxa"/>
+            <w:tcW w:w="991" w:type="dxa"/>
             <w:gridSpan w:val="2"/>
           </w:tcPr>
           <w:p>
@@ -6535,20 +6524,20 @@
         </w:tc>
         <w:tc>
           <w:tcPr>
-            <w:tcW w:w="1021" w:type="dxa"/>
-            <w:gridSpan w:val="2"/>
-          </w:tcPr>
-          <w:p>
-            <w:pPr>
-              <w:rPr>
-                <w:color w:val="D9D9D9" w:themeColor="background1" w:themeShade="D9"/>
-              </w:rPr>
-            </w:pPr>
-          </w:p>
-        </w:tc>
-        <w:tc>
-          <w:tcPr>
-            <w:tcW w:w="1822" w:type="dxa"/>
+            <w:tcW w:w="1020" w:type="dxa"/>
+            <w:gridSpan w:val="2"/>
+          </w:tcPr>
+          <w:p>
+            <w:pPr>
+              <w:rPr>
+                <w:color w:val="D9D9D9" w:themeColor="background1" w:themeShade="D9"/>
+              </w:rPr>
+            </w:pPr>
+          </w:p>
+        </w:tc>
+        <w:tc>
+          <w:tcPr>
+            <w:tcW w:w="1820" w:type="dxa"/>
             <w:gridSpan w:val="2"/>
           </w:tcPr>
           <w:p>
@@ -6599,7 +6588,7 @@
       <w:tr>
         <w:tc>
           <w:tcPr>
-            <w:tcW w:w="3647" w:type="dxa"/>
+            <w:tcW w:w="3649" w:type="dxa"/>
           </w:tcPr>
           <w:p>
             <w:pPr>
@@ -6633,7 +6622,7 @@
         </w:tc>
         <w:tc>
           <w:tcPr>
-            <w:tcW w:w="990" w:type="dxa"/>
+            <w:tcW w:w="991" w:type="dxa"/>
             <w:gridSpan w:val="2"/>
           </w:tcPr>
           <w:p>
@@ -6666,20 +6655,20 @@
         </w:tc>
         <w:tc>
           <w:tcPr>
-            <w:tcW w:w="1021" w:type="dxa"/>
-            <w:gridSpan w:val="2"/>
-          </w:tcPr>
-          <w:p>
-            <w:pPr>
-              <w:rPr>
-                <w:color w:val="D9D9D9" w:themeColor="background1" w:themeShade="D9"/>
-              </w:rPr>
-            </w:pPr>
-          </w:p>
-        </w:tc>
-        <w:tc>
-          <w:tcPr>
-            <w:tcW w:w="1822" w:type="dxa"/>
+            <w:tcW w:w="1020" w:type="dxa"/>
+            <w:gridSpan w:val="2"/>
+          </w:tcPr>
+          <w:p>
+            <w:pPr>
+              <w:rPr>
+                <w:color w:val="D9D9D9" w:themeColor="background1" w:themeShade="D9"/>
+              </w:rPr>
+            </w:pPr>
+          </w:p>
+        </w:tc>
+        <w:tc>
+          <w:tcPr>
+            <w:tcW w:w="1820" w:type="dxa"/>
             <w:gridSpan w:val="2"/>
           </w:tcPr>
           <w:p>
@@ -6701,7 +6690,7 @@
       <w:tr>
         <w:tc>
           <w:tcPr>
-            <w:tcW w:w="3647" w:type="dxa"/>
+            <w:tcW w:w="3649" w:type="dxa"/>
           </w:tcPr>
           <w:p>
             <w:pPr>
@@ -6727,7 +6716,7 @@
         </w:tc>
         <w:tc>
           <w:tcPr>
-            <w:tcW w:w="990" w:type="dxa"/>
+            <w:tcW w:w="991" w:type="dxa"/>
             <w:gridSpan w:val="2"/>
           </w:tcPr>
           <w:p>
@@ -6767,20 +6756,20 @@
         </w:tc>
         <w:tc>
           <w:tcPr>
-            <w:tcW w:w="1021" w:type="dxa"/>
-            <w:gridSpan w:val="2"/>
-          </w:tcPr>
-          <w:p>
-            <w:pPr>
-              <w:rPr>
-                <w:color w:val="D9D9D9" w:themeColor="background1" w:themeShade="D9"/>
-              </w:rPr>
-            </w:pPr>
-          </w:p>
-        </w:tc>
-        <w:tc>
-          <w:tcPr>
-            <w:tcW w:w="1822" w:type="dxa"/>
+            <w:tcW w:w="1020" w:type="dxa"/>
+            <w:gridSpan w:val="2"/>
+          </w:tcPr>
+          <w:p>
+            <w:pPr>
+              <w:rPr>
+                <w:color w:val="D9D9D9" w:themeColor="background1" w:themeShade="D9"/>
+              </w:rPr>
+            </w:pPr>
+          </w:p>
+        </w:tc>
+        <w:tc>
+          <w:tcPr>
+            <w:tcW w:w="1820" w:type="dxa"/>
             <w:gridSpan w:val="2"/>
           </w:tcPr>
           <w:p>
@@ -6885,7 +6874,7 @@
       <w:tr>
         <w:tc>
           <w:tcPr>
-            <w:tcW w:w="3647" w:type="dxa"/>
+            <w:tcW w:w="3649" w:type="dxa"/>
           </w:tcPr>
           <w:p>
             <w:pPr>
@@ -6917,7 +6906,7 @@
         </w:tc>
         <w:tc>
           <w:tcPr>
-            <w:tcW w:w="990" w:type="dxa"/>
+            <w:tcW w:w="991" w:type="dxa"/>
             <w:gridSpan w:val="2"/>
           </w:tcPr>
           <w:p>
@@ -6957,20 +6946,20 @@
         </w:tc>
         <w:tc>
           <w:tcPr>
-            <w:tcW w:w="1021" w:type="dxa"/>
-            <w:gridSpan w:val="2"/>
-          </w:tcPr>
-          <w:p>
-            <w:pPr>
-              <w:rPr>
-                <w:color w:val="D9D9D9" w:themeColor="background1" w:themeShade="D9"/>
-              </w:rPr>
-            </w:pPr>
-          </w:p>
-        </w:tc>
-        <w:tc>
-          <w:tcPr>
-            <w:tcW w:w="1822" w:type="dxa"/>
+            <w:tcW w:w="1020" w:type="dxa"/>
+            <w:gridSpan w:val="2"/>
+          </w:tcPr>
+          <w:p>
+            <w:pPr>
+              <w:rPr>
+                <w:color w:val="D9D9D9" w:themeColor="background1" w:themeShade="D9"/>
+              </w:rPr>
+            </w:pPr>
+          </w:p>
+        </w:tc>
+        <w:tc>
+          <w:tcPr>
+            <w:tcW w:w="1820" w:type="dxa"/>
             <w:gridSpan w:val="2"/>
           </w:tcPr>
           <w:p>
@@ -7012,15 +7001,7 @@
                 <w:rFonts w:hint="eastAsia"/>
                 <w:color w:val="D9D9D9" w:themeColor="background1" w:themeShade="D9"/>
               </w:rPr>
-              <w:t>完</w:t>
-            </w:r>
-            <w:r>
-              <w:rPr>
-                <w:rFonts w:hint="eastAsia"/>
-                <w:color w:val="D9D9D9" w:themeColor="background1" w:themeShade="D9"/>
-              </w:rPr>
-              <w:lastRenderedPageBreak/>
-              <w:t>成</w:t>
+              <w:t>完成</w:t>
             </w:r>
           </w:p>
         </w:tc>
@@ -7028,27 +7009,26 @@
       <w:tr>
         <w:tc>
           <w:tcPr>
-            <w:tcW w:w="3647" w:type="dxa"/>
-          </w:tcPr>
-          <w:p>
-            <w:pPr>
-              <w:rPr>
-                <w:color w:val="D9D9D9" w:themeColor="background1" w:themeShade="D9"/>
-              </w:rPr>
-            </w:pPr>
-            <w:r>
-              <w:rPr>
-                <w:rFonts w:hint="eastAsia"/>
-                <w:color w:val="D9D9D9" w:themeColor="background1" w:themeShade="D9"/>
-              </w:rPr>
-              <w:lastRenderedPageBreak/>
+            <w:tcW w:w="3649" w:type="dxa"/>
+          </w:tcPr>
+          <w:p>
+            <w:pPr>
+              <w:rPr>
+                <w:color w:val="D9D9D9" w:themeColor="background1" w:themeShade="D9"/>
+              </w:rPr>
+            </w:pPr>
+            <w:r>
+              <w:rPr>
+                <w:rFonts w:hint="eastAsia"/>
+                <w:color w:val="D9D9D9" w:themeColor="background1" w:themeShade="D9"/>
+              </w:rPr>
               <w:t>把代码的模块分类重新整理</w:t>
             </w:r>
           </w:p>
         </w:tc>
         <w:tc>
           <w:tcPr>
-            <w:tcW w:w="990" w:type="dxa"/>
+            <w:tcW w:w="991" w:type="dxa"/>
             <w:gridSpan w:val="2"/>
           </w:tcPr>
           <w:p>
@@ -7088,7 +7068,7 @@
         </w:tc>
         <w:tc>
           <w:tcPr>
-            <w:tcW w:w="1021" w:type="dxa"/>
+            <w:tcW w:w="1020" w:type="dxa"/>
             <w:gridSpan w:val="2"/>
           </w:tcPr>
           <w:p>
@@ -7108,7 +7088,7 @@
         </w:tc>
         <w:tc>
           <w:tcPr>
-            <w:tcW w:w="1822" w:type="dxa"/>
+            <w:tcW w:w="1820" w:type="dxa"/>
             <w:gridSpan w:val="2"/>
           </w:tcPr>
           <w:p>
@@ -7130,7 +7110,7 @@
       <w:tr>
         <w:tc>
           <w:tcPr>
-            <w:tcW w:w="3647" w:type="dxa"/>
+            <w:tcW w:w="3649" w:type="dxa"/>
           </w:tcPr>
           <w:p>
             <w:pPr>
@@ -7149,7 +7129,7 @@
         </w:tc>
         <w:tc>
           <w:tcPr>
-            <w:tcW w:w="990" w:type="dxa"/>
+            <w:tcW w:w="991" w:type="dxa"/>
             <w:gridSpan w:val="2"/>
           </w:tcPr>
           <w:p>
@@ -7189,7 +7169,7 @@
         </w:tc>
         <w:tc>
           <w:tcPr>
-            <w:tcW w:w="1021" w:type="dxa"/>
+            <w:tcW w:w="1020" w:type="dxa"/>
             <w:gridSpan w:val="2"/>
           </w:tcPr>
           <w:p>
@@ -7209,7 +7189,7 @@
         </w:tc>
         <w:tc>
           <w:tcPr>
-            <w:tcW w:w="1822" w:type="dxa"/>
+            <w:tcW w:w="1820" w:type="dxa"/>
             <w:gridSpan w:val="2"/>
           </w:tcPr>
           <w:p>
@@ -7232,7 +7212,7 @@
       <w:tr>
         <w:tc>
           <w:tcPr>
-            <w:tcW w:w="3647" w:type="dxa"/>
+            <w:tcW w:w="3649" w:type="dxa"/>
             <w:tcBorders>
               <w:bottom w:val="single" w:sz="4" w:space="0" w:color="000000" w:themeColor="text1"/>
             </w:tcBorders>
@@ -7254,7 +7234,7 @@
         </w:tc>
         <w:tc>
           <w:tcPr>
-            <w:tcW w:w="990" w:type="dxa"/>
+            <w:tcW w:w="991" w:type="dxa"/>
             <w:gridSpan w:val="2"/>
             <w:tcBorders>
               <w:bottom w:val="single" w:sz="4" w:space="0" w:color="000000" w:themeColor="text1"/>
@@ -7300,7 +7280,7 @@
         </w:tc>
         <w:tc>
           <w:tcPr>
-            <w:tcW w:w="1021" w:type="dxa"/>
+            <w:tcW w:w="1020" w:type="dxa"/>
             <w:gridSpan w:val="2"/>
             <w:tcBorders>
               <w:bottom w:val="single" w:sz="4" w:space="0" w:color="000000" w:themeColor="text1"/>
@@ -7323,7 +7303,7 @@
         </w:tc>
         <w:tc>
           <w:tcPr>
-            <w:tcW w:w="1822" w:type="dxa"/>
+            <w:tcW w:w="1820" w:type="dxa"/>
             <w:gridSpan w:val="2"/>
             <w:tcBorders>
               <w:bottom w:val="single" w:sz="4" w:space="0" w:color="000000" w:themeColor="text1"/>
@@ -7348,7 +7328,7 @@
       <w:tr>
         <w:tc>
           <w:tcPr>
-            <w:tcW w:w="3647" w:type="dxa"/>
+            <w:tcW w:w="3649" w:type="dxa"/>
             <w:shd w:val="clear" w:color="auto" w:fill="auto"/>
           </w:tcPr>
           <w:p>
@@ -7384,7 +7364,7 @@
         </w:tc>
         <w:tc>
           <w:tcPr>
-            <w:tcW w:w="990" w:type="dxa"/>
+            <w:tcW w:w="991" w:type="dxa"/>
             <w:gridSpan w:val="2"/>
             <w:shd w:val="clear" w:color="auto" w:fill="auto"/>
           </w:tcPr>
@@ -7426,7 +7406,7 @@
         </w:tc>
         <w:tc>
           <w:tcPr>
-            <w:tcW w:w="1021" w:type="dxa"/>
+            <w:tcW w:w="1020" w:type="dxa"/>
             <w:gridSpan w:val="2"/>
             <w:shd w:val="clear" w:color="auto" w:fill="auto"/>
           </w:tcPr>
@@ -7454,7 +7434,7 @@
         </w:tc>
         <w:tc>
           <w:tcPr>
-            <w:tcW w:w="1822" w:type="dxa"/>
+            <w:tcW w:w="1820" w:type="dxa"/>
             <w:gridSpan w:val="2"/>
             <w:shd w:val="clear" w:color="auto" w:fill="auto"/>
           </w:tcPr>
@@ -7478,7 +7458,15 @@
                 <w:rFonts w:hint="eastAsia"/>
                 <w:color w:val="D9D9D9" w:themeColor="background1" w:themeShade="D9"/>
               </w:rPr>
-              <w:t>性能测试过程中不太稳定，完成</w:t>
+              <w:t>性能测试</w:t>
+            </w:r>
+            <w:r>
+              <w:rPr>
+                <w:rFonts w:hint="eastAsia"/>
+                <w:color w:val="D9D9D9" w:themeColor="background1" w:themeShade="D9"/>
+              </w:rPr>
+              <w:lastRenderedPageBreak/>
+              <w:t>过程中不太稳定，完成</w:t>
             </w:r>
           </w:p>
         </w:tc>
@@ -7486,7 +7474,7 @@
       <w:tr>
         <w:tc>
           <w:tcPr>
-            <w:tcW w:w="3647" w:type="dxa"/>
+            <w:tcW w:w="3649" w:type="dxa"/>
             <w:shd w:val="clear" w:color="auto" w:fill="auto"/>
           </w:tcPr>
           <w:p>
@@ -7500,13 +7488,14 @@
                 <w:rFonts w:hint="eastAsia"/>
                 <w:color w:val="D9D9D9" w:themeColor="background1" w:themeShade="D9"/>
               </w:rPr>
+              <w:lastRenderedPageBreak/>
               <w:t>数据集群一致性核验</w:t>
             </w:r>
           </w:p>
         </w:tc>
         <w:tc>
           <w:tcPr>
-            <w:tcW w:w="990" w:type="dxa"/>
+            <w:tcW w:w="991" w:type="dxa"/>
             <w:gridSpan w:val="2"/>
             <w:shd w:val="clear" w:color="auto" w:fill="auto"/>
           </w:tcPr>
@@ -7562,7 +7551,7 @@
         </w:tc>
         <w:tc>
           <w:tcPr>
-            <w:tcW w:w="1021" w:type="dxa"/>
+            <w:tcW w:w="1020" w:type="dxa"/>
             <w:gridSpan w:val="2"/>
             <w:shd w:val="clear" w:color="auto" w:fill="auto"/>
           </w:tcPr>
@@ -7583,7 +7572,7 @@
         </w:tc>
         <w:tc>
           <w:tcPr>
-            <w:tcW w:w="1822" w:type="dxa"/>
+            <w:tcW w:w="1820" w:type="dxa"/>
             <w:gridSpan w:val="2"/>
             <w:shd w:val="clear" w:color="auto" w:fill="auto"/>
           </w:tcPr>
@@ -7606,7 +7595,7 @@
       <w:tr>
         <w:tc>
           <w:tcPr>
-            <w:tcW w:w="3647" w:type="dxa"/>
+            <w:tcW w:w="3649" w:type="dxa"/>
             <w:shd w:val="clear" w:color="auto" w:fill="auto"/>
           </w:tcPr>
           <w:p>
@@ -7633,7 +7622,7 @@
         </w:tc>
         <w:tc>
           <w:tcPr>
-            <w:tcW w:w="990" w:type="dxa"/>
+            <w:tcW w:w="991" w:type="dxa"/>
             <w:gridSpan w:val="2"/>
             <w:shd w:val="clear" w:color="auto" w:fill="auto"/>
           </w:tcPr>
@@ -7689,7 +7678,7 @@
         </w:tc>
         <w:tc>
           <w:tcPr>
-            <w:tcW w:w="1021" w:type="dxa"/>
+            <w:tcW w:w="1020" w:type="dxa"/>
             <w:gridSpan w:val="2"/>
             <w:shd w:val="clear" w:color="auto" w:fill="auto"/>
           </w:tcPr>
@@ -7703,7 +7692,7 @@
         </w:tc>
         <w:tc>
           <w:tcPr>
-            <w:tcW w:w="1822" w:type="dxa"/>
+            <w:tcW w:w="1820" w:type="dxa"/>
             <w:gridSpan w:val="2"/>
             <w:shd w:val="clear" w:color="auto" w:fill="auto"/>
           </w:tcPr>
@@ -7727,7 +7716,7 @@
       <w:tr>
         <w:tc>
           <w:tcPr>
-            <w:tcW w:w="3647" w:type="dxa"/>
+            <w:tcW w:w="3649" w:type="dxa"/>
             <w:shd w:val="clear" w:color="auto" w:fill="auto"/>
           </w:tcPr>
           <w:p>
@@ -7747,7 +7736,7 @@
         </w:tc>
         <w:tc>
           <w:tcPr>
-            <w:tcW w:w="990" w:type="dxa"/>
+            <w:tcW w:w="991" w:type="dxa"/>
             <w:gridSpan w:val="2"/>
             <w:shd w:val="clear" w:color="auto" w:fill="auto"/>
           </w:tcPr>
@@ -7789,7 +7778,7 @@
         </w:tc>
         <w:tc>
           <w:tcPr>
-            <w:tcW w:w="1021" w:type="dxa"/>
+            <w:tcW w:w="1020" w:type="dxa"/>
             <w:gridSpan w:val="2"/>
             <w:shd w:val="clear" w:color="auto" w:fill="auto"/>
           </w:tcPr>
@@ -7803,7 +7792,7 @@
         </w:tc>
         <w:tc>
           <w:tcPr>
-            <w:tcW w:w="1822" w:type="dxa"/>
+            <w:tcW w:w="1820" w:type="dxa"/>
             <w:gridSpan w:val="2"/>
             <w:shd w:val="clear" w:color="auto" w:fill="auto"/>
           </w:tcPr>
@@ -7826,7 +7815,7 @@
       <w:tr>
         <w:tc>
           <w:tcPr>
-            <w:tcW w:w="3647" w:type="dxa"/>
+            <w:tcW w:w="3649" w:type="dxa"/>
             <w:shd w:val="clear" w:color="auto" w:fill="auto"/>
           </w:tcPr>
           <w:p>
@@ -7876,7 +7865,7 @@
         </w:tc>
         <w:tc>
           <w:tcPr>
-            <w:tcW w:w="990" w:type="dxa"/>
+            <w:tcW w:w="991" w:type="dxa"/>
             <w:gridSpan w:val="2"/>
             <w:shd w:val="clear" w:color="auto" w:fill="auto"/>
           </w:tcPr>
@@ -7918,7 +7907,7 @@
         </w:tc>
         <w:tc>
           <w:tcPr>
-            <w:tcW w:w="1021" w:type="dxa"/>
+            <w:tcW w:w="1020" w:type="dxa"/>
             <w:gridSpan w:val="2"/>
             <w:shd w:val="clear" w:color="auto" w:fill="auto"/>
           </w:tcPr>
@@ -7932,7 +7921,7 @@
         </w:tc>
         <w:tc>
           <w:tcPr>
-            <w:tcW w:w="1822" w:type="dxa"/>
+            <w:tcW w:w="1820" w:type="dxa"/>
             <w:gridSpan w:val="2"/>
             <w:shd w:val="clear" w:color="auto" w:fill="auto"/>
           </w:tcPr>
@@ -7999,7 +7988,7 @@
       <w:tr>
         <w:tc>
           <w:tcPr>
-            <w:tcW w:w="3647" w:type="dxa"/>
+            <w:tcW w:w="3649" w:type="dxa"/>
             <w:shd w:val="clear" w:color="auto" w:fill="auto"/>
           </w:tcPr>
           <w:p>
@@ -8019,7 +8008,7 @@
         </w:tc>
         <w:tc>
           <w:tcPr>
-            <w:tcW w:w="990" w:type="dxa"/>
+            <w:tcW w:w="991" w:type="dxa"/>
             <w:gridSpan w:val="2"/>
             <w:shd w:val="clear" w:color="auto" w:fill="auto"/>
           </w:tcPr>
@@ -8075,7 +8064,7 @@
         </w:tc>
         <w:tc>
           <w:tcPr>
-            <w:tcW w:w="1021" w:type="dxa"/>
+            <w:tcW w:w="1020" w:type="dxa"/>
             <w:gridSpan w:val="2"/>
             <w:shd w:val="clear" w:color="auto" w:fill="auto"/>
           </w:tcPr>
@@ -8117,7 +8106,7 @@
         </w:tc>
         <w:tc>
           <w:tcPr>
-            <w:tcW w:w="1822" w:type="dxa"/>
+            <w:tcW w:w="1820" w:type="dxa"/>
             <w:gridSpan w:val="2"/>
             <w:shd w:val="clear" w:color="auto" w:fill="auto"/>
           </w:tcPr>
@@ -8154,7 +8143,7 @@
       <w:tr>
         <w:tc>
           <w:tcPr>
-            <w:tcW w:w="3647" w:type="dxa"/>
+            <w:tcW w:w="3649" w:type="dxa"/>
             <w:shd w:val="clear" w:color="auto" w:fill="auto"/>
           </w:tcPr>
           <w:p>
@@ -8229,7 +8218,7 @@
         </w:tc>
         <w:tc>
           <w:tcPr>
-            <w:tcW w:w="990" w:type="dxa"/>
+            <w:tcW w:w="991" w:type="dxa"/>
             <w:gridSpan w:val="2"/>
             <w:shd w:val="clear" w:color="auto" w:fill="auto"/>
           </w:tcPr>
@@ -8299,7 +8288,7 @@
         </w:tc>
         <w:tc>
           <w:tcPr>
-            <w:tcW w:w="1021" w:type="dxa"/>
+            <w:tcW w:w="1020" w:type="dxa"/>
             <w:gridSpan w:val="2"/>
             <w:shd w:val="clear" w:color="auto" w:fill="auto"/>
           </w:tcPr>
@@ -8341,7 +8330,7 @@
         </w:tc>
         <w:tc>
           <w:tcPr>
-            <w:tcW w:w="1822" w:type="dxa"/>
+            <w:tcW w:w="1820" w:type="dxa"/>
             <w:gridSpan w:val="2"/>
             <w:shd w:val="clear" w:color="auto" w:fill="auto"/>
           </w:tcPr>
@@ -8364,7 +8353,7 @@
       <w:tr>
         <w:tc>
           <w:tcPr>
-            <w:tcW w:w="3647" w:type="dxa"/>
+            <w:tcW w:w="3649" w:type="dxa"/>
             <w:shd w:val="clear" w:color="auto" w:fill="auto"/>
           </w:tcPr>
           <w:p>
@@ -8398,7 +8387,7 @@
         </w:tc>
         <w:tc>
           <w:tcPr>
-            <w:tcW w:w="990" w:type="dxa"/>
+            <w:tcW w:w="991" w:type="dxa"/>
             <w:gridSpan w:val="2"/>
             <w:shd w:val="clear" w:color="auto" w:fill="auto"/>
           </w:tcPr>
@@ -8440,7 +8429,7 @@
         </w:tc>
         <w:tc>
           <w:tcPr>
-            <w:tcW w:w="1021" w:type="dxa"/>
+            <w:tcW w:w="1020" w:type="dxa"/>
             <w:gridSpan w:val="2"/>
             <w:shd w:val="clear" w:color="auto" w:fill="auto"/>
           </w:tcPr>
@@ -8454,7 +8443,7 @@
         </w:tc>
         <w:tc>
           <w:tcPr>
-            <w:tcW w:w="1822" w:type="dxa"/>
+            <w:tcW w:w="1820" w:type="dxa"/>
             <w:gridSpan w:val="2"/>
             <w:shd w:val="clear" w:color="auto" w:fill="auto"/>
           </w:tcPr>
@@ -8528,7 +8517,7 @@
       <w:tr>
         <w:tc>
           <w:tcPr>
-            <w:tcW w:w="3647" w:type="dxa"/>
+            <w:tcW w:w="3649" w:type="dxa"/>
             <w:shd w:val="clear" w:color="auto" w:fill="auto"/>
           </w:tcPr>
           <w:p>
@@ -8590,7 +8579,7 @@
         </w:tc>
         <w:tc>
           <w:tcPr>
-            <w:tcW w:w="990" w:type="dxa"/>
+            <w:tcW w:w="991" w:type="dxa"/>
             <w:gridSpan w:val="2"/>
             <w:shd w:val="clear" w:color="auto" w:fill="auto"/>
           </w:tcPr>
@@ -8653,7 +8642,7 @@
         </w:tc>
         <w:tc>
           <w:tcPr>
-            <w:tcW w:w="1021" w:type="dxa"/>
+            <w:tcW w:w="1020" w:type="dxa"/>
             <w:gridSpan w:val="2"/>
             <w:shd w:val="clear" w:color="auto" w:fill="auto"/>
           </w:tcPr>
@@ -8695,7 +8684,7 @@
         </w:tc>
         <w:tc>
           <w:tcPr>
-            <w:tcW w:w="1822" w:type="dxa"/>
+            <w:tcW w:w="1820" w:type="dxa"/>
             <w:gridSpan w:val="2"/>
             <w:shd w:val="clear" w:color="auto" w:fill="auto"/>
           </w:tcPr>
@@ -8748,7 +8737,7 @@
       <w:tr>
         <w:tc>
           <w:tcPr>
-            <w:tcW w:w="3647" w:type="dxa"/>
+            <w:tcW w:w="3649" w:type="dxa"/>
             <w:shd w:val="clear" w:color="auto" w:fill="auto"/>
           </w:tcPr>
           <w:p>
@@ -8832,7 +8821,7 @@
         </w:tc>
         <w:tc>
           <w:tcPr>
-            <w:tcW w:w="990" w:type="dxa"/>
+            <w:tcW w:w="991" w:type="dxa"/>
             <w:gridSpan w:val="2"/>
             <w:shd w:val="clear" w:color="auto" w:fill="auto"/>
           </w:tcPr>
@@ -8874,7 +8863,7 @@
         </w:tc>
         <w:tc>
           <w:tcPr>
-            <w:tcW w:w="1021" w:type="dxa"/>
+            <w:tcW w:w="1020" w:type="dxa"/>
             <w:gridSpan w:val="2"/>
             <w:shd w:val="clear" w:color="auto" w:fill="auto"/>
           </w:tcPr>
@@ -8916,7 +8905,7 @@
         </w:tc>
         <w:tc>
           <w:tcPr>
-            <w:tcW w:w="1822" w:type="dxa"/>
+            <w:tcW w:w="1820" w:type="dxa"/>
             <w:gridSpan w:val="2"/>
             <w:shd w:val="clear" w:color="auto" w:fill="auto"/>
           </w:tcPr>
@@ -8978,7 +8967,7 @@
       <w:tr>
         <w:tc>
           <w:tcPr>
-            <w:tcW w:w="3647" w:type="dxa"/>
+            <w:tcW w:w="3649" w:type="dxa"/>
             <w:shd w:val="clear" w:color="auto" w:fill="auto"/>
           </w:tcPr>
           <w:p>
@@ -9028,7 +9017,7 @@
         </w:tc>
         <w:tc>
           <w:tcPr>
-            <w:tcW w:w="990" w:type="dxa"/>
+            <w:tcW w:w="991" w:type="dxa"/>
             <w:gridSpan w:val="2"/>
             <w:shd w:val="clear" w:color="auto" w:fill="auto"/>
           </w:tcPr>
@@ -9070,7 +9059,7 @@
         </w:tc>
         <w:tc>
           <w:tcPr>
-            <w:tcW w:w="1021" w:type="dxa"/>
+            <w:tcW w:w="1020" w:type="dxa"/>
             <w:gridSpan w:val="2"/>
             <w:shd w:val="clear" w:color="auto" w:fill="auto"/>
           </w:tcPr>
@@ -9112,7 +9101,7 @@
         </w:tc>
         <w:tc>
           <w:tcPr>
-            <w:tcW w:w="1822" w:type="dxa"/>
+            <w:tcW w:w="1820" w:type="dxa"/>
             <w:gridSpan w:val="2"/>
             <w:shd w:val="clear" w:color="auto" w:fill="auto"/>
           </w:tcPr>
@@ -9163,7 +9152,7 @@
       <w:tr>
         <w:tc>
           <w:tcPr>
-            <w:tcW w:w="3647" w:type="dxa"/>
+            <w:tcW w:w="3649" w:type="dxa"/>
             <w:shd w:val="clear" w:color="auto" w:fill="auto"/>
           </w:tcPr>
           <w:p>
@@ -9211,7 +9200,7 @@
         </w:tc>
         <w:tc>
           <w:tcPr>
-            <w:tcW w:w="990" w:type="dxa"/>
+            <w:tcW w:w="991" w:type="dxa"/>
             <w:gridSpan w:val="2"/>
             <w:shd w:val="clear" w:color="auto" w:fill="auto"/>
           </w:tcPr>
@@ -9253,7 +9242,7 @@
         </w:tc>
         <w:tc>
           <w:tcPr>
-            <w:tcW w:w="1021" w:type="dxa"/>
+            <w:tcW w:w="1020" w:type="dxa"/>
             <w:gridSpan w:val="2"/>
             <w:shd w:val="clear" w:color="auto" w:fill="auto"/>
           </w:tcPr>
@@ -9267,7 +9256,7 @@
         </w:tc>
         <w:tc>
           <w:tcPr>
-            <w:tcW w:w="1822" w:type="dxa"/>
+            <w:tcW w:w="1820" w:type="dxa"/>
             <w:gridSpan w:val="2"/>
             <w:shd w:val="clear" w:color="auto" w:fill="auto"/>
           </w:tcPr>
@@ -9283,6 +9272,574 @@
                 <w:color w:val="7F7F7F" w:themeColor="text1" w:themeTint="80"/>
               </w:rPr>
               <w:t>完成</w:t>
+            </w:r>
+          </w:p>
+        </w:tc>
+      </w:tr>
+      <w:tr>
+        <w:tc>
+          <w:tcPr>
+            <w:tcW w:w="3649" w:type="dxa"/>
+          </w:tcPr>
+          <w:p>
+            <w:pPr>
+              <w:rPr>
+                <w:color w:val="D9D9D9" w:themeColor="background1" w:themeShade="D9"/>
+              </w:rPr>
+            </w:pPr>
+            <w:r>
+              <w:rPr>
+                <w:rFonts w:hint="eastAsia"/>
+                <w:color w:val="D9D9D9" w:themeColor="background1" w:themeShade="D9"/>
+              </w:rPr>
+              <w:t>提供大对象</w:t>
+            </w:r>
+            <w:r>
+              <w:rPr>
+                <w:rFonts w:hint="eastAsia"/>
+                <w:color w:val="D9D9D9" w:themeColor="background1" w:themeShade="D9"/>
+              </w:rPr>
+              <w:t>LOB</w:t>
+            </w:r>
+            <w:r>
+              <w:rPr>
+                <w:rFonts w:hint="eastAsia"/>
+                <w:color w:val="D9D9D9" w:themeColor="background1" w:themeShade="D9"/>
+              </w:rPr>
+              <w:t>存储</w:t>
+            </w:r>
+          </w:p>
+        </w:tc>
+        <w:tc>
+          <w:tcPr>
+            <w:tcW w:w="991" w:type="dxa"/>
+            <w:gridSpan w:val="2"/>
+          </w:tcPr>
+          <w:p>
+            <w:pPr>
+              <w:tabs>
+                <w:tab w:val="left" w:pos="450"/>
+              </w:tabs>
+              <w:rPr>
+                <w:color w:val="D9D9D9" w:themeColor="background1" w:themeShade="D9"/>
+              </w:rPr>
+            </w:pPr>
+            <w:r>
+              <w:rPr>
+                <w:rFonts w:hint="eastAsia"/>
+                <w:color w:val="D9D9D9" w:themeColor="background1" w:themeShade="D9"/>
+              </w:rPr>
+              <w:t>武赟</w:t>
+            </w:r>
+          </w:p>
+          <w:p>
+            <w:pPr>
+              <w:tabs>
+                <w:tab w:val="left" w:pos="450"/>
+              </w:tabs>
+              <w:rPr>
+                <w:color w:val="D9D9D9" w:themeColor="background1" w:themeShade="D9"/>
+              </w:rPr>
+            </w:pPr>
+            <w:r>
+              <w:rPr>
+                <w:rFonts w:hint="eastAsia"/>
+                <w:color w:val="D9D9D9" w:themeColor="background1" w:themeShade="D9"/>
+              </w:rPr>
+              <w:t>胡晓均</w:t>
+            </w:r>
+          </w:p>
+        </w:tc>
+        <w:tc>
+          <w:tcPr>
+            <w:tcW w:w="1044" w:type="dxa"/>
+            <w:gridSpan w:val="2"/>
+          </w:tcPr>
+          <w:p>
+            <w:pPr>
+              <w:rPr>
+                <w:color w:val="D9D9D9" w:themeColor="background1" w:themeShade="D9"/>
+              </w:rPr>
+            </w:pPr>
+            <w:r>
+              <w:rPr>
+                <w:rFonts w:hint="eastAsia"/>
+                <w:color w:val="D9D9D9" w:themeColor="background1" w:themeShade="D9"/>
+              </w:rPr>
+              <w:t>7-21</w:t>
+            </w:r>
+          </w:p>
+        </w:tc>
+        <w:tc>
+          <w:tcPr>
+            <w:tcW w:w="1020" w:type="dxa"/>
+            <w:gridSpan w:val="2"/>
+          </w:tcPr>
+          <w:p>
+            <w:pPr>
+              <w:rPr>
+                <w:color w:val="D9D9D9" w:themeColor="background1" w:themeShade="D9"/>
+              </w:rPr>
+            </w:pPr>
+          </w:p>
+        </w:tc>
+        <w:tc>
+          <w:tcPr>
+            <w:tcW w:w="1820" w:type="dxa"/>
+            <w:gridSpan w:val="2"/>
+          </w:tcPr>
+          <w:p>
+            <w:pPr>
+              <w:rPr>
+                <w:color w:val="D9D9D9" w:themeColor="background1" w:themeShade="D9"/>
+              </w:rPr>
+            </w:pPr>
+            <w:r>
+              <w:rPr>
+                <w:rFonts w:hint="eastAsia"/>
+                <w:color w:val="D9D9D9" w:themeColor="background1" w:themeShade="D9"/>
+              </w:rPr>
+              <w:t>单机测试完成，单个对象最大</w:t>
+            </w:r>
+            <w:r>
+              <w:rPr>
+                <w:rFonts w:hint="eastAsia"/>
+                <w:color w:val="D9D9D9" w:themeColor="background1" w:themeShade="D9"/>
+              </w:rPr>
+              <w:t>10G</w:t>
+            </w:r>
+          </w:p>
+        </w:tc>
+      </w:tr>
+      <w:tr>
+        <w:tc>
+          <w:tcPr>
+            <w:tcW w:w="3649" w:type="dxa"/>
+          </w:tcPr>
+          <w:p>
+            <w:pPr>
+              <w:rPr>
+                <w:color w:val="D9D9D9" w:themeColor="background1" w:themeShade="D9"/>
+              </w:rPr>
+            </w:pPr>
+            <w:r>
+              <w:rPr>
+                <w:rFonts w:hint="eastAsia"/>
+                <w:color w:val="D9D9D9" w:themeColor="background1" w:themeShade="D9"/>
+              </w:rPr>
+              <w:t>通讯机制调整</w:t>
+            </w:r>
+          </w:p>
+        </w:tc>
+        <w:tc>
+          <w:tcPr>
+            <w:tcW w:w="991" w:type="dxa"/>
+            <w:gridSpan w:val="2"/>
+          </w:tcPr>
+          <w:p>
+            <w:pPr>
+              <w:rPr>
+                <w:color w:val="D9D9D9" w:themeColor="background1" w:themeShade="D9"/>
+              </w:rPr>
+            </w:pPr>
+            <w:r>
+              <w:rPr>
+                <w:rFonts w:hint="eastAsia"/>
+                <w:color w:val="D9D9D9" w:themeColor="background1" w:themeShade="D9"/>
+              </w:rPr>
+              <w:t>许建辉</w:t>
+            </w:r>
+          </w:p>
+        </w:tc>
+        <w:tc>
+          <w:tcPr>
+            <w:tcW w:w="1044" w:type="dxa"/>
+            <w:gridSpan w:val="2"/>
+          </w:tcPr>
+          <w:p>
+            <w:pPr>
+              <w:rPr>
+                <w:color w:val="D9D9D9" w:themeColor="background1" w:themeShade="D9"/>
+              </w:rPr>
+            </w:pPr>
+            <w:r>
+              <w:rPr>
+                <w:rFonts w:hint="eastAsia"/>
+                <w:color w:val="D9D9D9" w:themeColor="background1" w:themeShade="D9"/>
+              </w:rPr>
+              <w:t>9-9</w:t>
+            </w:r>
+          </w:p>
+        </w:tc>
+        <w:tc>
+          <w:tcPr>
+            <w:tcW w:w="1020" w:type="dxa"/>
+            <w:gridSpan w:val="2"/>
+          </w:tcPr>
+          <w:p>
+            <w:pPr>
+              <w:rPr>
+                <w:color w:val="D9D9D9" w:themeColor="background1" w:themeShade="D9"/>
+              </w:rPr>
+            </w:pPr>
+          </w:p>
+        </w:tc>
+        <w:tc>
+          <w:tcPr>
+            <w:tcW w:w="1820" w:type="dxa"/>
+            <w:gridSpan w:val="2"/>
+          </w:tcPr>
+          <w:p>
+            <w:pPr>
+              <w:rPr>
+                <w:b/>
+                <w:color w:val="D9D9D9" w:themeColor="background1" w:themeShade="D9"/>
+              </w:rPr>
+            </w:pPr>
+          </w:p>
+        </w:tc>
+      </w:tr>
+      <w:tr>
+        <w:tc>
+          <w:tcPr>
+            <w:tcW w:w="3649" w:type="dxa"/>
+          </w:tcPr>
+          <w:p>
+            <w:pPr>
+              <w:rPr>
+                <w:color w:val="D9D9D9" w:themeColor="background1" w:themeShade="D9"/>
+              </w:rPr>
+            </w:pPr>
+            <w:r>
+              <w:rPr>
+                <w:rFonts w:hint="eastAsia"/>
+                <w:color w:val="D9D9D9" w:themeColor="background1" w:themeShade="D9"/>
+              </w:rPr>
+              <w:t>执行信息收集</w:t>
+            </w:r>
+          </w:p>
+        </w:tc>
+        <w:tc>
+          <w:tcPr>
+            <w:tcW w:w="991" w:type="dxa"/>
+            <w:gridSpan w:val="2"/>
+          </w:tcPr>
+          <w:p>
+            <w:pPr>
+              <w:rPr>
+                <w:color w:val="D9D9D9" w:themeColor="background1" w:themeShade="D9"/>
+              </w:rPr>
+            </w:pPr>
+            <w:r>
+              <w:rPr>
+                <w:rFonts w:hint="eastAsia"/>
+                <w:color w:val="D9D9D9" w:themeColor="background1" w:themeShade="D9"/>
+              </w:rPr>
+              <w:t>龙阳</w:t>
+            </w:r>
+          </w:p>
+        </w:tc>
+        <w:tc>
+          <w:tcPr>
+            <w:tcW w:w="1044" w:type="dxa"/>
+            <w:gridSpan w:val="2"/>
+          </w:tcPr>
+          <w:p>
+            <w:pPr>
+              <w:rPr>
+                <w:color w:val="D9D9D9" w:themeColor="background1" w:themeShade="D9"/>
+              </w:rPr>
+            </w:pPr>
+            <w:r>
+              <w:rPr>
+                <w:rFonts w:hint="eastAsia"/>
+                <w:color w:val="D9D9D9" w:themeColor="background1" w:themeShade="D9"/>
+              </w:rPr>
+              <w:t>9-15</w:t>
+            </w:r>
+          </w:p>
+        </w:tc>
+        <w:tc>
+          <w:tcPr>
+            <w:tcW w:w="1020" w:type="dxa"/>
+            <w:gridSpan w:val="2"/>
+          </w:tcPr>
+          <w:p>
+            <w:pPr>
+              <w:rPr>
+                <w:color w:val="D9D9D9" w:themeColor="background1" w:themeShade="D9"/>
+              </w:rPr>
+            </w:pPr>
+          </w:p>
+        </w:tc>
+        <w:tc>
+          <w:tcPr>
+            <w:tcW w:w="1820" w:type="dxa"/>
+            <w:gridSpan w:val="2"/>
+          </w:tcPr>
+          <w:p>
+            <w:pPr>
+              <w:rPr>
+                <w:color w:val="D9D9D9" w:themeColor="background1" w:themeShade="D9"/>
+              </w:rPr>
+            </w:pPr>
+            <w:r>
+              <w:rPr>
+                <w:rFonts w:hint="eastAsia"/>
+                <w:color w:val="D9D9D9" w:themeColor="background1" w:themeShade="D9"/>
+              </w:rPr>
+              <w:t>需要放入数据库，以供后期执行</w:t>
+            </w:r>
+          </w:p>
+        </w:tc>
+      </w:tr>
+      <w:tr>
+        <w:tc>
+          <w:tcPr>
+            <w:tcW w:w="3649" w:type="dxa"/>
+            <w:tcBorders>
+              <w:bottom w:val="single" w:sz="4" w:space="0" w:color="000000" w:themeColor="text1"/>
+            </w:tcBorders>
+          </w:tcPr>
+          <w:p>
+            <w:pPr>
+              <w:rPr>
+                <w:color w:val="D9D9D9" w:themeColor="background1" w:themeShade="D9"/>
+              </w:rPr>
+            </w:pPr>
+            <w:r>
+              <w:rPr>
+                <w:rFonts w:hint="eastAsia"/>
+                <w:color w:val="D9D9D9" w:themeColor="background1" w:themeShade="D9"/>
+              </w:rPr>
+              <w:t>民生在线升级（组迁移）</w:t>
+            </w:r>
+          </w:p>
+        </w:tc>
+        <w:tc>
+          <w:tcPr>
+            <w:tcW w:w="991" w:type="dxa"/>
+            <w:gridSpan w:val="2"/>
+            <w:tcBorders>
+              <w:bottom w:val="single" w:sz="4" w:space="0" w:color="000000" w:themeColor="text1"/>
+            </w:tcBorders>
+          </w:tcPr>
+          <w:p>
+            <w:pPr>
+              <w:rPr>
+                <w:color w:val="D9D9D9" w:themeColor="background1" w:themeShade="D9"/>
+              </w:rPr>
+            </w:pPr>
+            <w:r>
+              <w:rPr>
+                <w:rFonts w:hint="eastAsia"/>
+                <w:color w:val="D9D9D9" w:themeColor="background1" w:themeShade="D9"/>
+              </w:rPr>
+              <w:t>王文净</w:t>
+            </w:r>
+          </w:p>
+        </w:tc>
+        <w:tc>
+          <w:tcPr>
+            <w:tcW w:w="1044" w:type="dxa"/>
+            <w:gridSpan w:val="2"/>
+            <w:tcBorders>
+              <w:bottom w:val="single" w:sz="4" w:space="0" w:color="000000" w:themeColor="text1"/>
+            </w:tcBorders>
+          </w:tcPr>
+          <w:p>
+            <w:pPr>
+              <w:rPr>
+                <w:color w:val="D9D9D9" w:themeColor="background1" w:themeShade="D9"/>
+              </w:rPr>
+            </w:pPr>
+            <w:r>
+              <w:rPr>
+                <w:rFonts w:hint="eastAsia"/>
+                <w:color w:val="D9D9D9" w:themeColor="background1" w:themeShade="D9"/>
+              </w:rPr>
+              <w:t>9</w:t>
+            </w:r>
+            <w:r>
+              <w:rPr>
+                <w:rFonts w:hint="eastAsia"/>
+                <w:color w:val="D9D9D9" w:themeColor="background1" w:themeShade="D9"/>
+              </w:rPr>
+              <w:t>月</w:t>
+            </w:r>
+            <w:r>
+              <w:rPr>
+                <w:rFonts w:hint="eastAsia"/>
+                <w:color w:val="D9D9D9" w:themeColor="background1" w:themeShade="D9"/>
+              </w:rPr>
+              <w:t>15</w:t>
+            </w:r>
+            <w:r>
+              <w:rPr>
+                <w:rFonts w:hint="eastAsia"/>
+                <w:color w:val="D9D9D9" w:themeColor="background1" w:themeShade="D9"/>
+              </w:rPr>
+              <w:t>日</w:t>
+            </w:r>
+          </w:p>
+        </w:tc>
+        <w:tc>
+          <w:tcPr>
+            <w:tcW w:w="1020" w:type="dxa"/>
+            <w:gridSpan w:val="2"/>
+            <w:tcBorders>
+              <w:bottom w:val="single" w:sz="4" w:space="0" w:color="000000" w:themeColor="text1"/>
+            </w:tcBorders>
+          </w:tcPr>
+          <w:p>
+            <w:pPr>
+              <w:rPr>
+                <w:color w:val="D9D9D9" w:themeColor="background1" w:themeShade="D9"/>
+              </w:rPr>
+            </w:pPr>
+          </w:p>
+        </w:tc>
+        <w:tc>
+          <w:tcPr>
+            <w:tcW w:w="1820" w:type="dxa"/>
+            <w:gridSpan w:val="2"/>
+            <w:tcBorders>
+              <w:bottom w:val="single" w:sz="4" w:space="0" w:color="000000" w:themeColor="text1"/>
+            </w:tcBorders>
+          </w:tcPr>
+          <w:p>
+            <w:pPr>
+              <w:rPr>
+                <w:color w:val="D9D9D9" w:themeColor="background1" w:themeShade="D9"/>
+              </w:rPr>
+            </w:pPr>
+            <w:r>
+              <w:rPr>
+                <w:rFonts w:hint="eastAsia"/>
+                <w:color w:val="D9D9D9" w:themeColor="background1" w:themeShade="D9"/>
+              </w:rPr>
+              <w:t>迁移方式有多种，需要确定哪种方式比较合适</w:t>
+            </w:r>
+          </w:p>
+        </w:tc>
+      </w:tr>
+      <w:tr>
+        <w:tc>
+          <w:tcPr>
+            <w:tcW w:w="3649" w:type="dxa"/>
+            <w:shd w:val="clear" w:color="auto" w:fill="auto"/>
+          </w:tcPr>
+          <w:p>
+            <w:pPr>
+              <w:rPr>
+                <w:color w:val="D9D9D9" w:themeColor="background1" w:themeShade="D9"/>
+              </w:rPr>
+            </w:pPr>
+            <w:r>
+              <w:rPr>
+                <w:rFonts w:hint="eastAsia"/>
+                <w:color w:val="D9D9D9" w:themeColor="background1" w:themeShade="D9"/>
+              </w:rPr>
+              <w:t>task</w:t>
+            </w:r>
+            <w:r>
+              <w:rPr>
+                <w:rFonts w:hint="eastAsia"/>
+                <w:color w:val="D9D9D9" w:themeColor="background1" w:themeShade="D9"/>
+              </w:rPr>
+              <w:t>需要</w:t>
+            </w:r>
+            <w:r>
+              <w:rPr>
+                <w:rFonts w:hint="eastAsia"/>
+                <w:color w:val="D9D9D9" w:themeColor="background1" w:themeShade="D9"/>
+              </w:rPr>
+              <w:t>manager</w:t>
+            </w:r>
+            <w:r>
+              <w:rPr>
+                <w:rFonts w:hint="eastAsia"/>
+                <w:color w:val="D9D9D9" w:themeColor="background1" w:themeShade="D9"/>
+              </w:rPr>
+              <w:t>管理</w:t>
+            </w:r>
+          </w:p>
+        </w:tc>
+        <w:tc>
+          <w:tcPr>
+            <w:tcW w:w="991" w:type="dxa"/>
+            <w:gridSpan w:val="2"/>
+            <w:shd w:val="clear" w:color="auto" w:fill="auto"/>
+          </w:tcPr>
+          <w:p>
+            <w:pPr>
+              <w:rPr>
+                <w:color w:val="D9D9D9" w:themeColor="background1" w:themeShade="D9"/>
+              </w:rPr>
+            </w:pPr>
+            <w:r>
+              <w:rPr>
+                <w:rFonts w:hint="eastAsia"/>
+                <w:color w:val="D9D9D9" w:themeColor="background1" w:themeShade="D9"/>
+              </w:rPr>
+              <w:t>林友滨</w:t>
+            </w:r>
+          </w:p>
+        </w:tc>
+        <w:tc>
+          <w:tcPr>
+            <w:tcW w:w="1044" w:type="dxa"/>
+            <w:gridSpan w:val="2"/>
+            <w:shd w:val="clear" w:color="auto" w:fill="auto"/>
+          </w:tcPr>
+          <w:p>
+            <w:pPr>
+              <w:rPr>
+                <w:color w:val="D9D9D9" w:themeColor="background1" w:themeShade="D9"/>
+              </w:rPr>
+            </w:pPr>
+            <w:r>
+              <w:rPr>
+                <w:rFonts w:hint="eastAsia"/>
+                <w:color w:val="D9D9D9" w:themeColor="background1" w:themeShade="D9"/>
+              </w:rPr>
+              <w:t>9-15</w:t>
+            </w:r>
+          </w:p>
+        </w:tc>
+        <w:tc>
+          <w:tcPr>
+            <w:tcW w:w="1020" w:type="dxa"/>
+            <w:gridSpan w:val="2"/>
+            <w:shd w:val="clear" w:color="auto" w:fill="auto"/>
+          </w:tcPr>
+          <w:p>
+            <w:pPr>
+              <w:rPr>
+                <w:color w:val="D9D9D9" w:themeColor="background1" w:themeShade="D9"/>
+              </w:rPr>
+            </w:pPr>
+          </w:p>
+        </w:tc>
+        <w:tc>
+          <w:tcPr>
+            <w:tcW w:w="1820" w:type="dxa"/>
+            <w:gridSpan w:val="2"/>
+            <w:shd w:val="clear" w:color="auto" w:fill="auto"/>
+          </w:tcPr>
+          <w:p>
+            <w:pPr>
+              <w:jc w:val="left"/>
+              <w:rPr>
+                <w:color w:val="D9D9D9" w:themeColor="background1" w:themeShade="D9"/>
+              </w:rPr>
+            </w:pPr>
+            <w:r>
+              <w:rPr>
+                <w:rFonts w:hint="eastAsia"/>
+                <w:color w:val="D9D9D9" w:themeColor="background1" w:themeShade="D9"/>
+              </w:rPr>
+              <w:t>代码基本完成</w:t>
             </w:r>
           </w:p>
         </w:tc>
